--- a/작업일지/졸업작품 작업일지 - 20+34주차.docx
+++ b/작업일지/졸업작품 작업일지 - 20+34주차.docx
@@ -179,6 +179,7 @@
                 <w:sz w:val="22"/>
               </w:rPr>
             </w:pPr>
+            <w:proofErr w:type="spellStart"/>
             <w:r>
               <w:rPr>
                 <w:rFonts w:hint="eastAsia"/>
@@ -187,6 +188,7 @@
               </w:rPr>
               <w:t>팀명</w:t>
             </w:r>
+            <w:proofErr w:type="spellEnd"/>
           </w:p>
         </w:tc>
         <w:tc>
@@ -451,14 +453,46 @@
                 <w:rFonts w:hint="eastAsia"/>
                 <w:b/>
               </w:rPr>
-              <w:t xml:space="preserve">장명운: </w:t>
-            </w:r>
-            <w:r>
-              <w:rPr>
-                <w:rFonts w:hint="eastAsia"/>
-                <w:b/>
-              </w:rPr>
-              <w:t>맵에 나무 및 프랍 배치, 스킬 스크립트 제작</w:t>
+              <w:t>장명운:</w:t>
+            </w:r>
+            <w:r>
+              <w:rPr>
+                <w:rFonts w:hint="eastAsia"/>
+                <w:b/>
+              </w:rPr>
+              <w:t xml:space="preserve"> IBL 구현, </w:t>
+            </w:r>
+            <w:proofErr w:type="spellStart"/>
+            <w:r>
+              <w:rPr>
+                <w:rFonts w:hint="eastAsia"/>
+                <w:b/>
+              </w:rPr>
+              <w:t>프랍</w:t>
+            </w:r>
+            <w:proofErr w:type="spellEnd"/>
+            <w:r>
+              <w:rPr>
+                <w:rFonts w:hint="eastAsia"/>
+                <w:b/>
+              </w:rPr>
+              <w:t xml:space="preserve">-캐릭터 충돌 처리 구현, prop에 대해서 </w:t>
+            </w:r>
+            <w:proofErr w:type="spellStart"/>
+            <w:r>
+              <w:rPr>
+                <w:rFonts w:hint="eastAsia"/>
+                <w:b/>
+              </w:rPr>
+              <w:t>컬링</w:t>
+            </w:r>
+            <w:proofErr w:type="spellEnd"/>
+            <w:r>
+              <w:rPr>
+                <w:rFonts w:hint="eastAsia"/>
+                <w:b/>
+              </w:rPr>
+              <w:t xml:space="preserve"> 구현, 스킬 충전 시스템 구현, 애니메이션 스케줄링 로직 최적화, 각종 렌더링 버그 수정, 몬스터 추가 테스트</w:t>
             </w:r>
           </w:p>
           <w:p>
@@ -482,12 +516,21 @@
               </w:rPr>
               <w:t xml:space="preserve"> NPC </w:t>
             </w:r>
-            <w:r>
-              <w:rPr>
-                <w:rFonts w:hint="eastAsia"/>
-                <w:b/>
-              </w:rPr>
-              <w:t>분리력 계산 최적화,</w:t>
+            <w:proofErr w:type="spellStart"/>
+            <w:r>
+              <w:rPr>
+                <w:rFonts w:hint="eastAsia"/>
+                <w:b/>
+              </w:rPr>
+              <w:t>분리력</w:t>
+            </w:r>
+            <w:proofErr w:type="spellEnd"/>
+            <w:r>
+              <w:rPr>
+                <w:rFonts w:hint="eastAsia"/>
+                <w:b/>
+              </w:rPr>
+              <w:t xml:space="preserve"> 계산 최적화,</w:t>
             </w:r>
             <w:r>
               <w:rPr>
@@ -514,9 +557,6 @@
           <w:p>
             <w:pPr>
               <w:jc w:val="left"/>
-              <w:rPr>
-                <w:rFonts w:hint="eastAsia"/>
-              </w:rPr>
             </w:pPr>
             <w:r>
               <w:rPr>
@@ -608,7 +648,7 @@
           <w:rFonts w:hint="eastAsia"/>
           <w:sz w:val="22"/>
         </w:rPr>
-        <w:t>맵에 나무 및 프랍 배치</w:t>
+        <w:t>IBL 구현</w:t>
       </w:r>
     </w:p>
     <w:p>
@@ -624,12 +664,37 @@
           <w:sz w:val="22"/>
         </w:rPr>
       </w:pPr>
-      <w:r>
-        <w:rPr>
-          <w:rFonts w:hint="eastAsia"/>
-          <w:sz w:val="22"/>
-        </w:rPr>
-        <w:t>Terrain Chunk에 브러쉬로 칠해서 만듦</w:t>
+      <w:proofErr w:type="spellStart"/>
+      <w:r>
+        <w:rPr>
+          <w:rFonts w:hint="eastAsia"/>
+          <w:sz w:val="22"/>
+        </w:rPr>
+        <w:t>GBuffer</w:t>
+      </w:r>
+      <w:proofErr w:type="spellEnd"/>
+      <w:r>
+        <w:rPr>
+          <w:rFonts w:hint="eastAsia"/>
+          <w:sz w:val="22"/>
+        </w:rPr>
+        <w:t xml:space="preserve"> Lighting Pass 이후 IBL </w:t>
+      </w:r>
+      <w:proofErr w:type="spellStart"/>
+      <w:r>
+        <w:rPr>
+          <w:rFonts w:hint="eastAsia"/>
+          <w:sz w:val="22"/>
+        </w:rPr>
+        <w:t>셰이딩</w:t>
+      </w:r>
+      <w:proofErr w:type="spellEnd"/>
+      <w:r>
+        <w:rPr>
+          <w:rFonts w:hint="eastAsia"/>
+          <w:sz w:val="22"/>
+        </w:rPr>
+        <w:t xml:space="preserve"> 수행(skybox 기반 global irradiance만)</w:t>
       </w:r>
     </w:p>
     <w:p>
@@ -650,7 +715,28 @@
           <w:rFonts w:hint="eastAsia"/>
           <w:sz w:val="22"/>
         </w:rPr>
-        <w:t>Terrain의 Detail Layer를 읽어 Detail Mesh들의 배치(Transform, Ground Align)를 파악한 후 추출</w:t>
+        <w:t>이후 ACES tone mapping -&gt; bloom 후처리</w:t>
+      </w:r>
+    </w:p>
+    <w:p>
+      <w:pPr>
+        <w:pStyle w:val="a3"/>
+        <w:numPr>
+          <w:ilvl w:val="2"/>
+          <w:numId w:val="1"/>
+        </w:numPr>
+        <w:ind w:leftChars="0"/>
+        <w:jc w:val="left"/>
+        <w:rPr>
+          <w:sz w:val="22"/>
+        </w:rPr>
+      </w:pPr>
+      <w:r>
+        <w:rPr>
+          <w:rFonts w:hint="eastAsia"/>
+          <w:sz w:val="22"/>
+        </w:rPr>
+        <w:t>기존 Reinhard tone mapping은 제거(ACES로 교체, 뿌연 색감 문제)</w:t>
       </w:r>
     </w:p>
     <w:p>
@@ -671,7 +757,161 @@
           <w:rFonts w:hint="eastAsia"/>
           <w:sz w:val="22"/>
         </w:rPr>
-        <w:t>임포트된 나무와 프랍은 Chunk 내부에 Static Object로 담겨 물리와 렌더링 처리</w:t>
+        <w:t>기존 global ambient 상수 적용 제거(IBL이 ambient 자리를 대신)</w:t>
+      </w:r>
+    </w:p>
+    <w:p>
+      <w:pPr>
+        <w:ind w:left="800"/>
+        <w:jc w:val="left"/>
+        <w:rPr>
+          <w:sz w:val="22"/>
+        </w:rPr>
+      </w:pPr>
+      <w:r>
+        <w:rPr>
+          <w:rFonts w:hint="eastAsia"/>
+          <w:noProof/>
+          <w:sz w:val="22"/>
+        </w:rPr>
+        <w:drawing>
+          <wp:inline distT="0" distB="0" distL="0" distR="0" wp14:anchorId="1D73D0BB" wp14:editId="7F1B4FA0">
+            <wp:extent cx="4797250" cy="3600000"/>
+            <wp:effectExtent l="0" t="0" r="3810" b="635"/>
+            <wp:docPr id="2100667479" name="그림 1"/>
+            <wp:cNvGraphicFramePr>
+              <a:graphicFrameLocks xmlns:a="http://schemas.openxmlformats.org/drawingml/2006/main" noChangeAspect="1"/>
+            </wp:cNvGraphicFramePr>
+            <a:graphic xmlns:a="http://schemas.openxmlformats.org/drawingml/2006/main">
+              <a:graphicData uri="http://schemas.openxmlformats.org/drawingml/2006/picture">
+                <pic:pic xmlns:pic="http://schemas.openxmlformats.org/drawingml/2006/picture">
+                  <pic:nvPicPr>
+                    <pic:cNvPr id="2100667479" name="그림 2100667479"/>
+                    <pic:cNvPicPr/>
+                  </pic:nvPicPr>
+                  <pic:blipFill>
+                    <a:blip r:embed="rId7">
+                      <a:extLst>
+                        <a:ext uri="{28A0092B-C50C-407E-A947-70E740481C1C}">
+                          <a14:useLocalDpi xmlns:a14="http://schemas.microsoft.com/office/drawing/2010/main" val="0"/>
+                        </a:ext>
+                      </a:extLst>
+                    </a:blip>
+                    <a:stretch>
+                      <a:fillRect/>
+                    </a:stretch>
+                  </pic:blipFill>
+                  <pic:spPr>
+                    <a:xfrm>
+                      <a:off x="0" y="0"/>
+                      <a:ext cx="4797250" cy="3600000"/>
+                    </a:xfrm>
+                    <a:prstGeom prst="rect">
+                      <a:avLst/>
+                    </a:prstGeom>
+                  </pic:spPr>
+                </pic:pic>
+              </a:graphicData>
+            </a:graphic>
+          </wp:inline>
+        </w:drawing>
+      </w:r>
+    </w:p>
+    <w:p>
+      <w:pPr>
+        <w:pStyle w:val="a3"/>
+        <w:numPr>
+          <w:ilvl w:val="0"/>
+          <w:numId w:val="1"/>
+        </w:numPr>
+        <w:ind w:leftChars="0"/>
+        <w:jc w:val="left"/>
+        <w:rPr>
+          <w:sz w:val="22"/>
+        </w:rPr>
+      </w:pPr>
+      <w:proofErr w:type="spellStart"/>
+      <w:r>
+        <w:rPr>
+          <w:rFonts w:hint="eastAsia"/>
+          <w:sz w:val="22"/>
+        </w:rPr>
+        <w:t>프랍</w:t>
+      </w:r>
+      <w:proofErr w:type="spellEnd"/>
+      <w:r>
+        <w:rPr>
+          <w:rFonts w:hint="eastAsia"/>
+          <w:sz w:val="22"/>
+        </w:rPr>
+        <w:t>-캐릭터 충돌 처리 구현</w:t>
+      </w:r>
+    </w:p>
+    <w:p>
+      <w:pPr>
+        <w:pStyle w:val="a3"/>
+        <w:numPr>
+          <w:ilvl w:val="1"/>
+          <w:numId w:val="1"/>
+        </w:numPr>
+        <w:ind w:leftChars="0"/>
+        <w:jc w:val="left"/>
+        <w:rPr>
+          <w:sz w:val="22"/>
+        </w:rPr>
+      </w:pPr>
+      <w:r>
+        <w:rPr>
+          <w:rFonts w:hint="eastAsia"/>
+          <w:sz w:val="22"/>
+        </w:rPr>
+        <w:t xml:space="preserve">BVH가 있는 </w:t>
+      </w:r>
+      <w:proofErr w:type="spellStart"/>
+      <w:r>
+        <w:rPr>
+          <w:rFonts w:hint="eastAsia"/>
+          <w:sz w:val="22"/>
+        </w:rPr>
+        <w:t>프랍들의</w:t>
+      </w:r>
+      <w:proofErr w:type="spellEnd"/>
+      <w:r>
+        <w:rPr>
+          <w:rFonts w:hint="eastAsia"/>
+          <w:sz w:val="22"/>
+        </w:rPr>
+        <w:t xml:space="preserve"> 경우에만 충돌 처리(나무/바위)</w:t>
+      </w:r>
+    </w:p>
+    <w:p>
+      <w:pPr>
+        <w:pStyle w:val="a3"/>
+        <w:numPr>
+          <w:ilvl w:val="1"/>
+          <w:numId w:val="1"/>
+        </w:numPr>
+        <w:ind w:leftChars="0"/>
+        <w:jc w:val="left"/>
+        <w:rPr>
+          <w:sz w:val="22"/>
+        </w:rPr>
+      </w:pPr>
+      <w:proofErr w:type="spellStart"/>
+      <w:r>
+        <w:rPr>
+          <w:rFonts w:hint="eastAsia"/>
+          <w:sz w:val="22"/>
+        </w:rPr>
+        <w:t>프랍은</w:t>
+      </w:r>
+      <w:proofErr w:type="spellEnd"/>
+      <w:r>
+        <w:rPr>
+          <w:rFonts w:hint="eastAsia"/>
+          <w:sz w:val="22"/>
+        </w:rPr>
+        <w:t xml:space="preserve"> static이므로 간단하게 캐릭터 침투 해소만</w:t>
       </w:r>
     </w:p>
     <w:p>
@@ -692,20 +932,87 @@
           <w:rFonts w:hint="eastAsia"/>
           <w:sz w:val="22"/>
         </w:rPr>
-        <w:t>충돌 처리를 위해 리소스별 BVH 제작하였으나 하직 PhysicSystem에 등록하지 않아</w:t>
-      </w:r>
-      <w:r>
-        <w:rPr>
-          <w:sz w:val="22"/>
-        </w:rPr>
-        <w:br/>
-      </w:r>
-      <w:r>
-        <w:rPr>
-          <w:rFonts w:hint="eastAsia"/>
-          <w:sz w:val="22"/>
-        </w:rPr>
-        <w:t>충돌 처리는 불가 (나무와 바위 등 관통)</w:t>
+        <w:lastRenderedPageBreak/>
+        <w:t xml:space="preserve">플레이어는 </w:t>
+      </w:r>
+      <w:proofErr w:type="spellStart"/>
+      <w:r>
+        <w:rPr>
+          <w:rFonts w:hint="eastAsia"/>
+          <w:sz w:val="22"/>
+        </w:rPr>
+        <w:t>클라에서</w:t>
+      </w:r>
+      <w:proofErr w:type="spellEnd"/>
+      <w:r>
+        <w:rPr>
+          <w:rFonts w:hint="eastAsia"/>
+          <w:sz w:val="22"/>
+        </w:rPr>
+        <w:t>, 몬스터는 서버에서</w:t>
+      </w:r>
+    </w:p>
+    <w:p>
+      <w:pPr>
+        <w:pStyle w:val="a3"/>
+        <w:numPr>
+          <w:ilvl w:val="0"/>
+          <w:numId w:val="1"/>
+        </w:numPr>
+        <w:ind w:leftChars="0"/>
+        <w:jc w:val="left"/>
+        <w:rPr>
+          <w:sz w:val="22"/>
+        </w:rPr>
+      </w:pPr>
+      <w:r>
+        <w:rPr>
+          <w:rFonts w:hint="eastAsia"/>
+          <w:sz w:val="22"/>
+        </w:rPr>
+        <w:t>스킬 충전 시스템 구현</w:t>
+      </w:r>
+    </w:p>
+    <w:p>
+      <w:pPr>
+        <w:pStyle w:val="a3"/>
+        <w:numPr>
+          <w:ilvl w:val="1"/>
+          <w:numId w:val="1"/>
+        </w:numPr>
+        <w:ind w:leftChars="0"/>
+        <w:jc w:val="left"/>
+        <w:rPr>
+          <w:sz w:val="22"/>
+        </w:rPr>
+      </w:pPr>
+      <w:r>
+        <w:rPr>
+          <w:rFonts w:hint="eastAsia"/>
+          <w:sz w:val="22"/>
+        </w:rPr>
+        <w:t>마우스 휠 업/다운으로 스킬 선택, 휠 클릭으로 스킬 사용</w:t>
+      </w:r>
+    </w:p>
+    <w:p>
+      <w:pPr>
+        <w:pStyle w:val="a3"/>
+        <w:numPr>
+          <w:ilvl w:val="1"/>
+          <w:numId w:val="1"/>
+        </w:numPr>
+        <w:ind w:leftChars="0"/>
+        <w:jc w:val="left"/>
+        <w:rPr>
+          <w:sz w:val="22"/>
+        </w:rPr>
+      </w:pPr>
+      <w:r>
+        <w:rPr>
+          <w:rFonts w:hint="eastAsia"/>
+          <w:sz w:val="22"/>
+        </w:rPr>
+        <w:t>적 처치 시 충전 포인트 획득, 카트라이더 부스터처럼 포인트가 다 차면 시전 가능</w:t>
       </w:r>
     </w:p>
     <w:p>
@@ -726,20 +1033,49 @@
           <w:rFonts w:hint="eastAsia"/>
           <w:sz w:val="22"/>
         </w:rPr>
-        <w:t>나뭇잎, 풀 등의 객체를 대상으로 셰이더에서 alpha-test 수행하기 위해</w:t>
-      </w:r>
-      <w:r>
-        <w:rPr>
-          <w:sz w:val="22"/>
-        </w:rPr>
-        <w:br/>
-      </w:r>
-      <w:r>
-        <w:rPr>
-          <w:rFonts w:hint="eastAsia"/>
-          <w:sz w:val="22"/>
-        </w:rPr>
-        <w:t>대상 Material 구조체에 cAlphaCutoff 추가</w:t>
+        <w:t>15초 이내에 데미지를 입힌 적이 죽었을 경우 그 몬스터에 지정된 만큼의 충전 포인트를 획득하는 방식</w:t>
+      </w:r>
+    </w:p>
+    <w:p>
+      <w:pPr>
+        <w:pStyle w:val="a3"/>
+        <w:numPr>
+          <w:ilvl w:val="2"/>
+          <w:numId w:val="1"/>
+        </w:numPr>
+        <w:ind w:leftChars="0"/>
+        <w:jc w:val="left"/>
+        <w:rPr>
+          <w:sz w:val="22"/>
+        </w:rPr>
+      </w:pPr>
+      <w:r>
+        <w:rPr>
+          <w:rFonts w:hint="eastAsia"/>
+          <w:sz w:val="22"/>
+        </w:rPr>
+        <w:t>스킬별 충전 포인트 별도 설정</w:t>
+      </w:r>
+    </w:p>
+    <w:p>
+      <w:pPr>
+        <w:pStyle w:val="a3"/>
+        <w:numPr>
+          <w:ilvl w:val="0"/>
+          <w:numId w:val="1"/>
+        </w:numPr>
+        <w:ind w:leftChars="0"/>
+        <w:jc w:val="left"/>
+        <w:rPr>
+          <w:sz w:val="22"/>
+        </w:rPr>
+      </w:pPr>
+      <w:r>
+        <w:rPr>
+          <w:rFonts w:hint="eastAsia"/>
+          <w:sz w:val="22"/>
+        </w:rPr>
+        <w:t>애니메이션 스케줄링 로직 최적화</w:t>
       </w:r>
     </w:p>
     <w:p>
@@ -760,7 +1096,60 @@
           <w:rFonts w:hint="eastAsia"/>
           <w:sz w:val="22"/>
         </w:rPr>
-        <w:t>나뭇잎 색깔이 너무 어두운 경향이 있음, 셰이딩 버그인지 확인해야 함</w:t>
+        <w:t xml:space="preserve">now() 호출이 병목, 경과 시간을 </w:t>
+      </w:r>
+      <w:proofErr w:type="spellStart"/>
+      <w:r>
+        <w:rPr>
+          <w:rFonts w:hint="eastAsia"/>
+          <w:sz w:val="22"/>
+        </w:rPr>
+        <w:t>jobSize</w:t>
+      </w:r>
+      <w:proofErr w:type="spellEnd"/>
+      <w:r>
+        <w:rPr>
+          <w:rFonts w:hint="eastAsia"/>
+          <w:sz w:val="22"/>
+        </w:rPr>
+        <w:t xml:space="preserve">만큼의 애니메이션을 처리했을 때 검사하도록 수정, </w:t>
+      </w:r>
+      <w:proofErr w:type="spellStart"/>
+      <w:r>
+        <w:rPr>
+          <w:rFonts w:hint="eastAsia"/>
+          <w:sz w:val="22"/>
+        </w:rPr>
+        <w:t>jobSize</w:t>
+      </w:r>
+      <w:proofErr w:type="spellEnd"/>
+      <w:r>
+        <w:rPr>
+          <w:rFonts w:hint="eastAsia"/>
+          <w:sz w:val="22"/>
+        </w:rPr>
+        <w:t>는 애니메이션 스케줄러에 배정된 time slice를 기준치 이상 초과하거나 미달하면 0.85배/1.15배되어 조절됨</w:t>
+      </w:r>
+    </w:p>
+    <w:p>
+      <w:pPr>
+        <w:pStyle w:val="a3"/>
+        <w:numPr>
+          <w:ilvl w:val="0"/>
+          <w:numId w:val="1"/>
+        </w:numPr>
+        <w:ind w:leftChars="0"/>
+        <w:jc w:val="left"/>
+        <w:rPr>
+          <w:sz w:val="22"/>
+        </w:rPr>
+      </w:pPr>
+      <w:r>
+        <w:rPr>
+          <w:rFonts w:hint="eastAsia"/>
+          <w:sz w:val="22"/>
+        </w:rPr>
+        <w:t>각종 렌더링 버그 수정</w:t>
       </w:r>
     </w:p>
     <w:p>
@@ -778,36 +1167,85 @@
       </w:pPr>
       <w:r>
         <w:rPr>
-          <w:rFonts w:hint="eastAsia"/>
-          <w:sz w:val="22"/>
-        </w:rPr>
-        <w:t>현재 나무와 프랍들을 모두 합하면 청크당 약 20,000 개의 인스턴스가 존재함,</w:t>
-      </w:r>
-      <w:r>
-        <w:rPr>
-          <w:sz w:val="22"/>
-        </w:rPr>
-        <w:br/>
-      </w:r>
-      <w:r>
-        <w:rPr>
-          <w:rFonts w:hint="eastAsia"/>
-          <w:sz w:val="22"/>
-        </w:rPr>
-        <w:t>기존의 컬링 기법들, deferred rendering, h/w instancing과 맞물려 FPS에 영향이 거의</w:t>
-      </w:r>
-      <w:r>
-        <w:rPr>
-          <w:sz w:val="22"/>
-        </w:rPr>
-        <w:br/>
-      </w:r>
-      <w:r>
-        <w:rPr>
-          <w:rFonts w:hint="eastAsia"/>
-          <w:sz w:val="22"/>
-        </w:rPr>
-        <w:t>없었음</w:t>
+          <w:sz w:val="22"/>
+        </w:rPr>
+        <w:t>A</w:t>
+      </w:r>
+      <w:r>
+        <w:rPr>
+          <w:rFonts w:hint="eastAsia"/>
+          <w:sz w:val="22"/>
+        </w:rPr>
+        <w:t>lpha test를 통해 그려지는 나뭇잎, 풀 등에 대해 그림자가 사각형인 버그 수정</w:t>
+      </w:r>
+    </w:p>
+    <w:p>
+      <w:pPr>
+        <w:pStyle w:val="a3"/>
+        <w:numPr>
+          <w:ilvl w:val="2"/>
+          <w:numId w:val="1"/>
+        </w:numPr>
+        <w:ind w:leftChars="0"/>
+        <w:jc w:val="left"/>
+        <w:rPr>
+          <w:sz w:val="22"/>
+        </w:rPr>
+      </w:pPr>
+      <w:r>
+        <w:rPr>
+          <w:rFonts w:hint="eastAsia"/>
+          <w:sz w:val="22"/>
+        </w:rPr>
+        <w:t>해당 종류의 오브젝트들만 모아 masked CSM 구현</w:t>
+      </w:r>
+    </w:p>
+    <w:p>
+      <w:pPr>
+        <w:pStyle w:val="a3"/>
+        <w:numPr>
+          <w:ilvl w:val="1"/>
+          <w:numId w:val="1"/>
+        </w:numPr>
+        <w:ind w:leftChars="0"/>
+        <w:jc w:val="left"/>
+        <w:rPr>
+          <w:sz w:val="22"/>
+        </w:rPr>
+      </w:pPr>
+      <w:r>
+        <w:rPr>
+          <w:rFonts w:hint="eastAsia"/>
+          <w:sz w:val="22"/>
+        </w:rPr>
+        <w:t>검은 사각형이 간헐적으로 나오는 문제 수정</w:t>
+      </w:r>
+    </w:p>
+    <w:p>
+      <w:pPr>
+        <w:pStyle w:val="a3"/>
+        <w:numPr>
+          <w:ilvl w:val="2"/>
+          <w:numId w:val="1"/>
+        </w:numPr>
+        <w:ind w:leftChars="0"/>
+        <w:jc w:val="left"/>
+        <w:rPr>
+          <w:sz w:val="22"/>
+        </w:rPr>
+      </w:pPr>
+      <w:r>
+        <w:rPr>
+          <w:sz w:val="22"/>
+        </w:rPr>
+        <w:t>B</w:t>
+      </w:r>
+      <w:r>
+        <w:rPr>
+          <w:rFonts w:hint="eastAsia"/>
+          <w:sz w:val="22"/>
+        </w:rPr>
+        <w:t>loom 계산 중 NAN 발생 문제 (division by zero)</w:t>
       </w:r>
     </w:p>
     <w:p>
@@ -828,7 +1266,7 @@
           <w:rFonts w:hint="eastAsia"/>
           <w:sz w:val="22"/>
         </w:rPr>
-        <w:t>스킬 스크립트 제작</w:t>
+        <w:t>몬스터 추가 테스트</w:t>
       </w:r>
     </w:p>
     <w:p>
@@ -849,14 +1287,14 @@
           <w:rFonts w:hint="eastAsia"/>
           <w:sz w:val="22"/>
         </w:rPr>
-        <w:t>클라이언트 standalone 스킬 모드를 완전히 스킬 에디터 툴로 변경</w:t>
+        <w:t>뱀, 버섯 몬스터 추가</w:t>
       </w:r>
     </w:p>
     <w:p>
       <w:pPr>
         <w:pStyle w:val="a3"/>
         <w:numPr>
-          <w:ilvl w:val="2"/>
+          <w:ilvl w:val="1"/>
           <w:numId w:val="1"/>
         </w:numPr>
         <w:ind w:leftChars="0"/>
@@ -870,14 +1308,14 @@
           <w:rFonts w:hint="eastAsia"/>
           <w:sz w:val="22"/>
         </w:rPr>
-        <w:t>GUI로 특정 스킬 플레이 및 편집 가능</w:t>
+        <w:t>유니티에서 조절한 크기가 반영이 되지 않고 있음</w:t>
       </w:r>
     </w:p>
     <w:p>
       <w:pPr>
         <w:pStyle w:val="a3"/>
         <w:numPr>
-          <w:ilvl w:val="2"/>
+          <w:ilvl w:val="0"/>
           <w:numId w:val="1"/>
         </w:numPr>
         <w:ind w:leftChars="0"/>
@@ -888,580 +1326,6 @@
       </w:pPr>
       <w:r>
         <w:rPr>
-          <w:rFonts w:hint="eastAsia"/>
-          <w:sz w:val="22"/>
-        </w:rPr>
-        <w:t>스킬의 히트박스를 클릭하면 마우스 피킹을 통해 선택되고,</w:t>
-      </w:r>
-      <w:r>
-        <w:rPr>
-          <w:sz w:val="22"/>
-        </w:rPr>
-        <w:br/>
-      </w:r>
-      <w:r>
-        <w:rPr>
-          <w:rFonts w:hint="eastAsia"/>
-          <w:sz w:val="22"/>
-        </w:rPr>
-        <w:t>생성 시점/소멸 시점/변환/부착 대상/히트 이벤트 등을 미세 조정할 수 있음</w:t>
-      </w:r>
-    </w:p>
-    <w:p>
-      <w:pPr>
-        <w:pStyle w:val="a3"/>
-        <w:numPr>
-          <w:ilvl w:val="2"/>
-          <w:numId w:val="1"/>
-        </w:numPr>
-        <w:ind w:leftChars="0"/>
-        <w:jc w:val="left"/>
-        <w:rPr>
-          <w:sz w:val="22"/>
-        </w:rPr>
-      </w:pPr>
-      <w:r>
-        <w:rPr>
-          <w:sz w:val="22"/>
-        </w:rPr>
-        <w:t>C</w:t>
-      </w:r>
-      <w:r>
-        <w:rPr>
-          <w:rFonts w:hint="eastAsia"/>
-          <w:sz w:val="22"/>
-        </w:rPr>
-        <w:t>onfirm 시 조정된 값들을 스크립트에 덮어쓰기하여 반영</w:t>
-      </w:r>
-    </w:p>
-    <w:p>
-      <w:pPr>
-        <w:widowControl/>
-        <w:wordWrap/>
-        <w:autoSpaceDE/>
-        <w:autoSpaceDN/>
-        <w:rPr>
-          <w:sz w:val="22"/>
-        </w:rPr>
-      </w:pPr>
-      <w:r>
-        <w:rPr>
-          <w:sz w:val="22"/>
-        </w:rPr>
-        <w:br w:type="page"/>
-      </w:r>
-    </w:p>
-    <w:p>
-      <w:pPr>
-        <w:pStyle w:val="a3"/>
-        <w:numPr>
-          <w:ilvl w:val="1"/>
-          <w:numId w:val="1"/>
-        </w:numPr>
-        <w:ind w:leftChars="0"/>
-        <w:jc w:val="left"/>
-        <w:rPr>
-          <w:sz w:val="22"/>
-        </w:rPr>
-      </w:pPr>
-      <w:r>
-        <w:rPr>
-          <w:rFonts w:hint="eastAsia"/>
-          <w:sz w:val="22"/>
-        </w:rPr>
-        <w:lastRenderedPageBreak/>
-        <w:t>지면과 연계되는 스킬 구현</w:t>
-      </w:r>
-    </w:p>
-    <w:p>
-      <w:pPr>
-        <w:pStyle w:val="a3"/>
-        <w:numPr>
-          <w:ilvl w:val="2"/>
-          <w:numId w:val="1"/>
-        </w:numPr>
-        <w:ind w:leftChars="0"/>
-        <w:jc w:val="left"/>
-        <w:rPr>
-          <w:sz w:val="22"/>
-        </w:rPr>
-      </w:pPr>
-      <w:r>
-        <w:rPr>
-          <w:rFonts w:hint="eastAsia"/>
-          <w:sz w:val="22"/>
-        </w:rPr>
-        <w:t>땅에서 얼음 기둥이 솟아나는 스킬, 마법 구가 땅에 부딪혀 폭발하는 스킬 등</w:t>
-      </w:r>
-      <w:r>
-        <w:rPr>
-          <w:sz w:val="22"/>
-        </w:rPr>
-        <w:br/>
-      </w:r>
-      <w:r>
-        <w:rPr>
-          <w:rFonts w:hint="eastAsia"/>
-          <w:sz w:val="22"/>
-        </w:rPr>
-        <w:t>지면과의 상호작용이 필요한 스킬들이 있음</w:t>
-      </w:r>
-    </w:p>
-    <w:p>
-      <w:pPr>
-        <w:pStyle w:val="a3"/>
-        <w:numPr>
-          <w:ilvl w:val="2"/>
-          <w:numId w:val="1"/>
-        </w:numPr>
-        <w:ind w:leftChars="0"/>
-        <w:jc w:val="left"/>
-        <w:rPr>
-          <w:sz w:val="22"/>
-        </w:rPr>
-      </w:pPr>
-      <w:r>
-        <w:rPr>
-          <w:rFonts w:hint="eastAsia"/>
-          <w:sz w:val="22"/>
-        </w:rPr>
-        <w:t>VFX는 groundSnap, groundAlign, particleCollision, particleConform 속성 설정 가능</w:t>
-      </w:r>
-    </w:p>
-    <w:p>
-      <w:pPr>
-        <w:pStyle w:val="a3"/>
-        <w:numPr>
-          <w:ilvl w:val="3"/>
-          <w:numId w:val="1"/>
-        </w:numPr>
-        <w:ind w:leftChars="0"/>
-        <w:jc w:val="left"/>
-        <w:rPr>
-          <w:sz w:val="22"/>
-        </w:rPr>
-      </w:pPr>
-      <w:r>
-        <w:rPr>
-          <w:rFonts w:hint="eastAsia"/>
-          <w:sz w:val="22"/>
-        </w:rPr>
-        <w:t>groundSnap: VFX를 지표면 위로 강제로 투영</w:t>
-      </w:r>
-    </w:p>
-    <w:p>
-      <w:pPr>
-        <w:pStyle w:val="a3"/>
-        <w:numPr>
-          <w:ilvl w:val="3"/>
-          <w:numId w:val="1"/>
-        </w:numPr>
-        <w:ind w:leftChars="0"/>
-        <w:jc w:val="left"/>
-        <w:rPr>
-          <w:sz w:val="22"/>
-        </w:rPr>
-      </w:pPr>
-      <w:r>
-        <w:rPr>
-          <w:rFonts w:hint="eastAsia"/>
-          <w:sz w:val="22"/>
-        </w:rPr>
-        <w:t>groundAlign: VFX를 지면 노멀에 맞게 회전</w:t>
-      </w:r>
-    </w:p>
-    <w:p>
-      <w:pPr>
-        <w:pStyle w:val="a3"/>
-        <w:numPr>
-          <w:ilvl w:val="3"/>
-          <w:numId w:val="1"/>
-        </w:numPr>
-        <w:ind w:leftChars="0"/>
-        <w:jc w:val="left"/>
-        <w:rPr>
-          <w:sz w:val="22"/>
-        </w:rPr>
-      </w:pPr>
-      <w:r>
-        <w:rPr>
-          <w:rFonts w:hint="eastAsia"/>
-          <w:sz w:val="22"/>
-        </w:rPr>
-        <w:t>particleCollision: 파티클이 지면과 충돌할 시 처리 방식 지정,</w:t>
-      </w:r>
-      <w:r>
-        <w:rPr>
-          <w:sz w:val="22"/>
-        </w:rPr>
-        <w:br/>
-        <w:t>“</w:t>
-      </w:r>
-      <w:r>
-        <w:rPr>
-          <w:rFonts w:hint="eastAsia"/>
-          <w:sz w:val="22"/>
-        </w:rPr>
-        <w:t>GroundStop</w:t>
-      </w:r>
-      <w:r>
-        <w:rPr>
-          <w:sz w:val="22"/>
-        </w:rPr>
-        <w:t>”</w:t>
-      </w:r>
-      <w:r>
-        <w:rPr>
-          <w:rFonts w:hint="eastAsia"/>
-          <w:sz w:val="22"/>
-        </w:rPr>
-        <w:t>/</w:t>
-      </w:r>
-      <w:r>
-        <w:rPr>
-          <w:sz w:val="22"/>
-        </w:rPr>
-        <w:t>”</w:t>
-      </w:r>
-      <w:r>
-        <w:rPr>
-          <w:rFonts w:hint="eastAsia"/>
-          <w:sz w:val="22"/>
-        </w:rPr>
-        <w:t>GroundKill</w:t>
-      </w:r>
-      <w:r>
-        <w:rPr>
-          <w:sz w:val="22"/>
-        </w:rPr>
-        <w:t>”</w:t>
-      </w:r>
-      <w:r>
-        <w:rPr>
-          <w:rFonts w:hint="eastAsia"/>
-          <w:sz w:val="22"/>
-        </w:rPr>
-        <w:t>/</w:t>
-      </w:r>
-      <w:r>
-        <w:rPr>
-          <w:sz w:val="22"/>
-        </w:rPr>
-        <w:t>”</w:t>
-      </w:r>
-      <w:r>
-        <w:rPr>
-          <w:rFonts w:hint="eastAsia"/>
-          <w:sz w:val="22"/>
-        </w:rPr>
-        <w:t>GroundBounce</w:t>
-      </w:r>
-      <w:r>
-        <w:rPr>
-          <w:sz w:val="22"/>
-        </w:rPr>
-        <w:t>”</w:t>
-      </w:r>
-      <w:r>
-        <w:rPr>
-          <w:rFonts w:hint="eastAsia"/>
-          <w:sz w:val="22"/>
-        </w:rPr>
-        <w:t xml:space="preserve"> 중 하나의 값</w:t>
-      </w:r>
-    </w:p>
-    <w:p>
-      <w:pPr>
-        <w:pStyle w:val="a3"/>
-        <w:numPr>
-          <w:ilvl w:val="3"/>
-          <w:numId w:val="1"/>
-        </w:numPr>
-        <w:ind w:leftChars="0"/>
-        <w:jc w:val="left"/>
-        <w:rPr>
-          <w:sz w:val="22"/>
-        </w:rPr>
-      </w:pPr>
-      <w:r>
-        <w:rPr>
-          <w:rFonts w:hint="eastAsia"/>
-          <w:sz w:val="22"/>
-        </w:rPr>
-        <w:t>particleConform: 파티클이 지면과 겹쳐서 스폰될 시 처리 방식 지정,</w:t>
-      </w:r>
-      <w:r>
-        <w:rPr>
-          <w:sz w:val="22"/>
-        </w:rPr>
-        <w:br/>
-        <w:t>“</w:t>
-      </w:r>
-      <w:r>
-        <w:rPr>
-          <w:rFonts w:hint="eastAsia"/>
-          <w:sz w:val="22"/>
-        </w:rPr>
-        <w:t>SnapY</w:t>
-      </w:r>
-      <w:r>
-        <w:rPr>
-          <w:sz w:val="22"/>
-        </w:rPr>
-        <w:t>”</w:t>
-      </w:r>
-      <w:r>
-        <w:rPr>
-          <w:rFonts w:hint="eastAsia"/>
-          <w:sz w:val="22"/>
-        </w:rPr>
-        <w:t>/</w:t>
-      </w:r>
-      <w:r>
-        <w:rPr>
-          <w:sz w:val="22"/>
-        </w:rPr>
-        <w:t>”</w:t>
-      </w:r>
-      <w:r>
-        <w:rPr>
-          <w:rFonts w:hint="eastAsia"/>
-          <w:sz w:val="22"/>
-        </w:rPr>
-        <w:t>SnapAndAlign</w:t>
-      </w:r>
-      <w:r>
-        <w:rPr>
-          <w:sz w:val="22"/>
-        </w:rPr>
-        <w:t>”</w:t>
-      </w:r>
-      <w:r>
-        <w:rPr>
-          <w:rFonts w:hint="eastAsia"/>
-          <w:sz w:val="22"/>
-        </w:rPr>
-        <w:t xml:space="preserve"> 중 하나의 값</w:t>
-      </w:r>
-    </w:p>
-    <w:p>
-      <w:pPr>
-        <w:pStyle w:val="a3"/>
-        <w:numPr>
-          <w:ilvl w:val="2"/>
-          <w:numId w:val="1"/>
-        </w:numPr>
-        <w:ind w:leftChars="0"/>
-        <w:jc w:val="left"/>
-        <w:rPr>
-          <w:sz w:val="22"/>
-        </w:rPr>
-      </w:pPr>
-      <w:r>
-        <w:rPr>
-          <w:rFonts w:hint="eastAsia"/>
-          <w:sz w:val="22"/>
-        </w:rPr>
-        <w:t>Hitbox는 AttachType에 Ground 추가 (</w:t>
-      </w:r>
-      <w:r>
-        <w:rPr>
-          <w:sz w:val="22"/>
-        </w:rPr>
-        <w:t>“</w:t>
-      </w:r>
-      <w:r>
-        <w:rPr>
-          <w:rFonts w:hint="eastAsia"/>
-          <w:sz w:val="22"/>
-        </w:rPr>
-        <w:t>BoneAttach</w:t>
-      </w:r>
-      <w:r>
-        <w:rPr>
-          <w:sz w:val="22"/>
-        </w:rPr>
-        <w:t>”</w:t>
-      </w:r>
-      <w:r>
-        <w:rPr>
-          <w:rFonts w:hint="eastAsia"/>
-          <w:sz w:val="22"/>
-        </w:rPr>
-        <w:t>/</w:t>
-      </w:r>
-      <w:r>
-        <w:rPr>
-          <w:sz w:val="22"/>
-        </w:rPr>
-        <w:t>”</w:t>
-      </w:r>
-      <w:r>
-        <w:rPr>
-          <w:rFonts w:hint="eastAsia"/>
-          <w:sz w:val="22"/>
-        </w:rPr>
-        <w:t>VFXParticleAttach</w:t>
-      </w:r>
-      <w:r>
-        <w:rPr>
-          <w:sz w:val="22"/>
-        </w:rPr>
-        <w:t>”</w:t>
-      </w:r>
-      <w:r>
-        <w:rPr>
-          <w:rFonts w:hint="eastAsia"/>
-          <w:sz w:val="22"/>
-        </w:rPr>
-        <w:t>/</w:t>
-      </w:r>
-      <w:r>
-        <w:rPr>
-          <w:sz w:val="22"/>
-        </w:rPr>
-        <w:t>”</w:t>
-      </w:r>
-      <w:r>
-        <w:rPr>
-          <w:rFonts w:hint="eastAsia"/>
-          <w:sz w:val="22"/>
-        </w:rPr>
-        <w:t>GroundAttach</w:t>
-      </w:r>
-      <w:r>
-        <w:rPr>
-          <w:sz w:val="22"/>
-        </w:rPr>
-        <w:t>”</w:t>
-      </w:r>
-      <w:r>
-        <w:rPr>
-          <w:rFonts w:hint="eastAsia"/>
-          <w:sz w:val="22"/>
-        </w:rPr>
-        <w:t>)</w:t>
-      </w:r>
-      <w:r>
-        <w:rPr>
-          <w:rFonts w:hint="eastAsia"/>
-          <w:sz w:val="22"/>
-        </w:rPr>
-        <w:t>, anchor와 align 속성 설정 가능</w:t>
-      </w:r>
-    </w:p>
-    <w:p>
-      <w:pPr>
-        <w:pStyle w:val="a3"/>
-        <w:numPr>
-          <w:ilvl w:val="3"/>
-          <w:numId w:val="1"/>
-        </w:numPr>
-        <w:ind w:leftChars="0"/>
-        <w:jc w:val="left"/>
-        <w:rPr>
-          <w:sz w:val="22"/>
-        </w:rPr>
-      </w:pPr>
-      <w:r>
-        <w:rPr>
-          <w:rFonts w:hint="eastAsia"/>
-          <w:sz w:val="22"/>
-        </w:rPr>
-        <w:t>anchor: Hitbox가 특정 점 기준 local로 표현되어야 할 때 사용, 이때 anchor를</w:t>
-      </w:r>
-      <w:r>
-        <w:rPr>
-          <w:sz w:val="22"/>
-        </w:rPr>
-        <w:br/>
-      </w:r>
-      <w:r>
-        <w:rPr>
-          <w:rFonts w:hint="eastAsia"/>
-          <w:sz w:val="22"/>
-        </w:rPr>
-        <w:t>지표상 투영된 점으로 지정 가능</w:t>
-      </w:r>
-    </w:p>
-    <w:p>
-      <w:pPr>
-        <w:pStyle w:val="a3"/>
-        <w:numPr>
-          <w:ilvl w:val="3"/>
-          <w:numId w:val="1"/>
-        </w:numPr>
-        <w:ind w:leftChars="0"/>
-        <w:jc w:val="left"/>
-        <w:rPr>
-          <w:sz w:val="22"/>
-        </w:rPr>
-      </w:pPr>
-      <w:r>
-        <w:rPr>
-          <w:rFonts w:hint="eastAsia"/>
-          <w:sz w:val="22"/>
-        </w:rPr>
-        <w:t>align: Hitbox가 지면에 겹칠 경우 지면 노멀에 맞게 회전</w:t>
-      </w:r>
-    </w:p>
-    <w:p>
-      <w:pPr>
-        <w:pStyle w:val="a3"/>
-        <w:numPr>
-          <w:ilvl w:val="1"/>
-          <w:numId w:val="1"/>
-        </w:numPr>
-        <w:ind w:leftChars="0"/>
-        <w:jc w:val="left"/>
-        <w:rPr>
-          <w:sz w:val="22"/>
-        </w:rPr>
-      </w:pPr>
-      <w:r>
-        <w:rPr>
-          <w:rFonts w:hint="eastAsia"/>
-          <w:sz w:val="22"/>
-        </w:rPr>
-        <w:t>무기별 4종류 스킬 제작 완료</w:t>
-      </w:r>
-    </w:p>
-    <w:p>
-      <w:pPr>
-        <w:pStyle w:val="a3"/>
-        <w:numPr>
-          <w:ilvl w:val="2"/>
-          <w:numId w:val="1"/>
-        </w:numPr>
-        <w:ind w:leftChars="0"/>
-        <w:jc w:val="left"/>
-        <w:rPr>
-          <w:sz w:val="22"/>
-        </w:rPr>
-      </w:pPr>
-      <w:r>
-        <w:rPr>
-          <w:rFonts w:hint="eastAsia"/>
-          <w:sz w:val="22"/>
-        </w:rPr>
-        <w:t>아직 온라인 모드 스킬 시스템에 등록되지 않음, 통합 필요</w:t>
-      </w:r>
-    </w:p>
-    <w:p>
-      <w:pPr>
-        <w:pStyle w:val="a3"/>
-        <w:numPr>
-          <w:ilvl w:val="0"/>
-          <w:numId w:val="1"/>
-        </w:numPr>
-        <w:ind w:leftChars="0"/>
-        <w:jc w:val="left"/>
-        <w:rPr>
-          <w:sz w:val="22"/>
-        </w:rPr>
-      </w:pPr>
-      <w:r>
-        <w:rPr>
           <w:sz w:val="22"/>
         </w:rPr>
         <w:br w:type="page"/>
@@ -1490,7 +1354,6 @@
         <w:ind w:leftChars="200" w:left="400"/>
         <w:jc w:val="left"/>
         <w:rPr>
-          <w:rFonts w:hint="eastAsia"/>
           <w:b/>
           <w:bCs/>
           <w:sz w:val="18"/>
@@ -1516,6 +1379,7 @@
         </w:rPr>
         <w:t xml:space="preserve">. </w:t>
       </w:r>
+      <w:proofErr w:type="spellStart"/>
       <w:r>
         <w:rPr>
           <w:rFonts w:hint="eastAsia"/>
@@ -1524,7 +1388,18 @@
           <w:sz w:val="18"/>
           <w:szCs w:val="20"/>
         </w:rPr>
-        <w:t>파티원 HP UI 추가</w:t>
+        <w:t>파티원</w:t>
+      </w:r>
+      <w:proofErr w:type="spellEnd"/>
+      <w:r>
+        <w:rPr>
+          <w:rFonts w:hint="eastAsia"/>
+          <w:b/>
+          <w:bCs/>
+          <w:sz w:val="18"/>
+          <w:szCs w:val="20"/>
+        </w:rPr>
+        <w:t xml:space="preserve"> HP UI 추가</w:t>
       </w:r>
     </w:p>
     <w:p>
@@ -1673,7 +1548,6 @@
         <w:ind w:leftChars="200" w:left="400"/>
         <w:jc w:val="left"/>
         <w:rPr>
-          <w:rFonts w:hint="eastAsia"/>
           <w:b/>
           <w:bCs/>
           <w:sz w:val="18"/>
@@ -1848,7 +1722,29 @@
           <w:sz w:val="18"/>
           <w:szCs w:val="20"/>
         </w:rPr>
-        <w:t>대기실 캐릭터 종횡비 왜곡 수정</w:t>
+        <w:t xml:space="preserve">대기실 캐릭터 </w:t>
+      </w:r>
+      <w:proofErr w:type="spellStart"/>
+      <w:r>
+        <w:rPr>
+          <w:rFonts w:hint="eastAsia"/>
+          <w:b/>
+          <w:bCs/>
+          <w:sz w:val="18"/>
+          <w:szCs w:val="20"/>
+        </w:rPr>
+        <w:t>종횡비</w:t>
+      </w:r>
+      <w:proofErr w:type="spellEnd"/>
+      <w:r>
+        <w:rPr>
+          <w:rFonts w:hint="eastAsia"/>
+          <w:b/>
+          <w:bCs/>
+          <w:sz w:val="18"/>
+          <w:szCs w:val="20"/>
+        </w:rPr>
+        <w:t xml:space="preserve"> 왜곡 수정</w:t>
       </w:r>
     </w:p>
     <w:p>
@@ -1934,13 +1830,23 @@
         </w:rPr>
         <w:t xml:space="preserve">NPC </w:t>
       </w:r>
+      <w:proofErr w:type="spellStart"/>
       <w:r>
         <w:rPr>
           <w:rFonts w:hint="eastAsia"/>
           <w:b/>
           <w:bCs/>
         </w:rPr>
-        <w:t>분리력 계산 최적화</w:t>
+        <w:t>분리력</w:t>
+      </w:r>
+      <w:proofErr w:type="spellEnd"/>
+      <w:r>
+        <w:rPr>
+          <w:rFonts w:hint="eastAsia"/>
+          <w:b/>
+          <w:bCs/>
+        </w:rPr>
+        <w:t xml:space="preserve"> 계산 최적화</w:t>
       </w:r>
     </w:p>
     <w:p>
@@ -1965,7 +1871,21 @@
         <w:rPr>
           <w:rFonts w:hint="eastAsia"/>
         </w:rPr>
-        <w:t xml:space="preserve">가 분리력을 계산할 때 주변 </w:t>
+        <w:t xml:space="preserve">가 </w:t>
+      </w:r>
+      <w:proofErr w:type="spellStart"/>
+      <w:r>
+        <w:rPr>
+          <w:rFonts w:hint="eastAsia"/>
+        </w:rPr>
+        <w:t>분리력을</w:t>
+      </w:r>
+      <w:proofErr w:type="spellEnd"/>
+      <w:r>
+        <w:rPr>
+          <w:rFonts w:hint="eastAsia"/>
+        </w:rPr>
+        <w:t xml:space="preserve"> 계산할 때 주변 </w:t>
       </w:r>
       <w:r>
         <w:t>NPC</w:t>
@@ -2044,7 +1964,21 @@
         <w:rPr>
           <w:rFonts w:hint="eastAsia"/>
         </w:rPr>
-        <w:t>만 분리력 계산 후보로 선별하고,</w:t>
+        <w:t xml:space="preserve">만 </w:t>
+      </w:r>
+      <w:proofErr w:type="spellStart"/>
+      <w:r>
+        <w:rPr>
+          <w:rFonts w:hint="eastAsia"/>
+        </w:rPr>
+        <w:t>분리력</w:t>
+      </w:r>
+      <w:proofErr w:type="spellEnd"/>
+      <w:r>
+        <w:rPr>
+          <w:rFonts w:hint="eastAsia"/>
+        </w:rPr>
+        <w:t xml:space="preserve"> 계산 후보로 선별하고,</w:t>
       </w:r>
       <w:r>
         <w:br/>
@@ -2101,14 +2035,33 @@
         </w:rPr>
         <w:t xml:space="preserve">기존 </w:t>
       </w:r>
-      <w:r>
-        <w:t xml:space="preserve">findNearbyNpcPositions </w:t>
-      </w:r>
-      <w:r>
-        <w:rPr>
-          <w:rFonts w:hint="eastAsia"/>
-        </w:rPr>
-        <w:t>함수는 시그니처를 유지한 채 내부 구현만 인접 리스트 조회</w:t>
+      <w:proofErr w:type="spellStart"/>
+      <w:r>
+        <w:t>findNearbyNpcPositions</w:t>
+      </w:r>
+      <w:proofErr w:type="spellEnd"/>
+      <w:r>
+        <w:t xml:space="preserve"> </w:t>
+      </w:r>
+      <w:r>
+        <w:rPr>
+          <w:rFonts w:hint="eastAsia"/>
+        </w:rPr>
+        <w:t xml:space="preserve">함수는 </w:t>
+      </w:r>
+      <w:proofErr w:type="spellStart"/>
+      <w:r>
+        <w:rPr>
+          <w:rFonts w:hint="eastAsia"/>
+        </w:rPr>
+        <w:t>시그니처를</w:t>
+      </w:r>
+      <w:proofErr w:type="spellEnd"/>
+      <w:r>
+        <w:rPr>
+          <w:rFonts w:hint="eastAsia"/>
+        </w:rPr>
+        <w:t xml:space="preserve"> 유지한 채 내부 구현만 인접 리스트 조회</w:t>
       </w:r>
       <w:r>
         <w:br/>
@@ -2135,18 +2088,22 @@
         </w:rPr>
         <w:t xml:space="preserve">이로 인해 </w:t>
       </w:r>
+      <w:proofErr w:type="spellStart"/>
       <w:r>
         <w:t>TacticalNpc</w:t>
       </w:r>
+      <w:proofErr w:type="spellEnd"/>
       <w:r>
         <w:rPr>
           <w:rFonts w:hint="eastAsia"/>
         </w:rPr>
         <w:t xml:space="preserve">와 </w:t>
       </w:r>
+      <w:proofErr w:type="spellStart"/>
       <w:r>
         <w:t>Npc</w:t>
       </w:r>
+      <w:proofErr w:type="spellEnd"/>
       <w:r>
         <w:rPr>
           <w:rFonts w:hint="eastAsia"/>
@@ -2205,7 +2162,23 @@
           <w:rFonts w:hint="eastAsia"/>
           <w:b/>
         </w:rPr>
-        <w:t>전술 전투 동적 스폰 트리거 연결</w:t>
+        <w:t xml:space="preserve">전술 전투 동적 </w:t>
+      </w:r>
+      <w:proofErr w:type="spellStart"/>
+      <w:r>
+        <w:rPr>
+          <w:rFonts w:hint="eastAsia"/>
+          <w:b/>
+        </w:rPr>
+        <w:t>스폰</w:t>
+      </w:r>
+      <w:proofErr w:type="spellEnd"/>
+      <w:r>
+        <w:rPr>
+          <w:rFonts w:hint="eastAsia"/>
+          <w:b/>
+        </w:rPr>
+        <w:t xml:space="preserve"> 트리거 연결</w:t>
       </w:r>
     </w:p>
     <w:p>
@@ -2223,23 +2196,44 @@
         </w:rPr>
         <w:t xml:space="preserve">플레이어가 </w:t>
       </w:r>
-      <w:r>
-        <w:t xml:space="preserve">Arena_Hobgoblin </w:t>
-      </w:r>
-      <w:r>
-        <w:rPr>
-          <w:rFonts w:hint="eastAsia"/>
-        </w:rPr>
-        <w:t>존에 진입하면 중간보스와 전술 분대가 동적으로</w:t>
+      <w:proofErr w:type="spellStart"/>
+      <w:r>
+        <w:t>Arena_Hobgoblin</w:t>
+      </w:r>
+      <w:proofErr w:type="spellEnd"/>
+      <w:r>
+        <w:t xml:space="preserve"> </w:t>
+      </w:r>
+      <w:proofErr w:type="spellStart"/>
+      <w:r>
+        <w:rPr>
+          <w:rFonts w:hint="eastAsia"/>
+        </w:rPr>
+        <w:t>존에</w:t>
+      </w:r>
+      <w:proofErr w:type="spellEnd"/>
+      <w:r>
+        <w:rPr>
+          <w:rFonts w:hint="eastAsia"/>
+        </w:rPr>
+        <w:t xml:space="preserve"> 진입하면 중간보스와 전술 분대가 동적으로</w:t>
       </w:r>
       <w:r>
         <w:br/>
       </w:r>
-      <w:r>
-        <w:rPr>
-          <w:rFonts w:hint="eastAsia"/>
-        </w:rPr>
-        <w:t>스폰되도록 트리거를 연결했다.</w:t>
+      <w:proofErr w:type="spellStart"/>
+      <w:r>
+        <w:rPr>
+          <w:rFonts w:hint="eastAsia"/>
+        </w:rPr>
+        <w:t>스폰되도록</w:t>
+      </w:r>
+      <w:proofErr w:type="spellEnd"/>
+      <w:r>
+        <w:rPr>
+          <w:rFonts w:hint="eastAsia"/>
+        </w:rPr>
+        <w:t xml:space="preserve"> 트리거를 연결했다.</w:t>
       </w:r>
       <w:r>
         <w:br/>
@@ -2290,19 +2284,23 @@
       <w:r>
         <w:t>Room::</w:t>
       </w:r>
+      <w:proofErr w:type="spellStart"/>
       <w:proofErr w:type="gramEnd"/>
       <w:r>
         <w:t>onArenaHobgoblinEnter</w:t>
       </w:r>
+      <w:proofErr w:type="spellEnd"/>
       <w:r>
         <w:rPr>
           <w:rFonts w:hint="eastAsia"/>
         </w:rPr>
         <w:t xml:space="preserve">에서 </w:t>
       </w:r>
+      <w:proofErr w:type="spellStart"/>
       <w:r>
         <w:t>spawnTacticalGoblinEncounter</w:t>
       </w:r>
+      <w:proofErr w:type="spellEnd"/>
       <w:r>
         <w:rPr>
           <w:rFonts w:hint="eastAsia"/>
@@ -2341,12 +2339,21 @@
         </w:rPr>
         <w:t xml:space="preserve">NPC </w:t>
       </w:r>
+      <w:proofErr w:type="spellStart"/>
       <w:r>
         <w:rPr>
           <w:rFonts w:hint="eastAsia"/>
           <w:b/>
         </w:rPr>
-        <w:t>스폰 패킷 추가</w:t>
+        <w:t>스폰</w:t>
+      </w:r>
+      <w:proofErr w:type="spellEnd"/>
+      <w:r>
+        <w:rPr>
+          <w:rFonts w:hint="eastAsia"/>
+          <w:b/>
+        </w:rPr>
+        <w:t xml:space="preserve"> 패킷 추가</w:t>
       </w:r>
     </w:p>
     <w:p>
@@ -2364,8 +2371,13 @@
         </w:rPr>
         <w:t xml:space="preserve">기존 클라이언트는 방 입장 시점의 </w:t>
       </w:r>
-      <w:r>
-        <w:t xml:space="preserve">S_Enter </w:t>
+      <w:proofErr w:type="spellStart"/>
+      <w:r>
+        <w:t>S_Enter</w:t>
+      </w:r>
+      <w:proofErr w:type="spellEnd"/>
+      <w:r>
+        <w:t xml:space="preserve"> </w:t>
       </w:r>
       <w:r>
         <w:rPr>
@@ -2416,8 +2428,13 @@
         </w:rPr>
         <w:t xml:space="preserve">이를 해결하기 위해 </w:t>
       </w:r>
-      <w:r>
-        <w:t xml:space="preserve">S_NpcSpawnBatch </w:t>
+      <w:proofErr w:type="spellStart"/>
+      <w:r>
+        <w:t>S_NpcSpawnBatch</w:t>
+      </w:r>
+      <w:proofErr w:type="spellEnd"/>
+      <w:r>
+        <w:t xml:space="preserve"> </w:t>
       </w:r>
       <w:r>
         <w:rPr>
@@ -2426,7 +2443,15 @@
         <w:t>패킷을 추가하고,</w:t>
       </w:r>
       <w:r>
-        <w:t xml:space="preserve"> ObjectInfo </w:t>
+        <w:t xml:space="preserve"> </w:t>
+      </w:r>
+      <w:proofErr w:type="spellStart"/>
+      <w:r>
+        <w:t>ObjectInfo</w:t>
+      </w:r>
+      <w:proofErr w:type="spellEnd"/>
+      <w:r>
+        <w:t xml:space="preserve"> </w:t>
       </w:r>
       <w:r>
         <w:rPr>
@@ -2480,7 +2505,21 @@
         <w:rPr>
           <w:rFonts w:hint="eastAsia"/>
         </w:rPr>
-        <w:t xml:space="preserve">의 초기 스냅샷에도 이미 스폰된 전술 </w:t>
+        <w:t xml:space="preserve">의 초기 스냅샷에도 이미 </w:t>
+      </w:r>
+      <w:proofErr w:type="spellStart"/>
+      <w:r>
+        <w:rPr>
+          <w:rFonts w:hint="eastAsia"/>
+        </w:rPr>
+        <w:t>스폰된</w:t>
+      </w:r>
+      <w:proofErr w:type="spellEnd"/>
+      <w:r>
+        <w:rPr>
+          <w:rFonts w:hint="eastAsia"/>
+        </w:rPr>
+        <w:t xml:space="preserve"> 전술 </w:t>
       </w:r>
       <w:r>
         <w:t>NPC</w:t>
@@ -2637,7 +2676,21 @@
         <w:rPr>
           <w:rFonts w:hint="eastAsia"/>
         </w:rPr>
-        <w:t>명령이 같은 틱에 하위 객체까지 전파되도록 수정했다.</w:t>
+        <w:t xml:space="preserve">명령이 같은 </w:t>
+      </w:r>
+      <w:proofErr w:type="spellStart"/>
+      <w:r>
+        <w:rPr>
+          <w:rFonts w:hint="eastAsia"/>
+        </w:rPr>
+        <w:t>틱에</w:t>
+      </w:r>
+      <w:proofErr w:type="spellEnd"/>
+      <w:r>
+        <w:rPr>
+          <w:rFonts w:hint="eastAsia"/>
+        </w:rPr>
+        <w:t xml:space="preserve"> 하위 객체까지 전파되도록 수정했다.</w:t>
       </w:r>
     </w:p>
     <w:p>
@@ -2653,7 +2706,21 @@
         <w:rPr>
           <w:rFonts w:hint="eastAsia"/>
         </w:rPr>
-        <w:t xml:space="preserve">또한 실제 맵의 지형 높낮이 때문에 </w:t>
+        <w:t xml:space="preserve">또한 실제 </w:t>
+      </w:r>
+      <w:proofErr w:type="spellStart"/>
+      <w:r>
+        <w:rPr>
+          <w:rFonts w:hint="eastAsia"/>
+        </w:rPr>
+        <w:t>맵의</w:t>
+      </w:r>
+      <w:proofErr w:type="spellEnd"/>
+      <w:r>
+        <w:rPr>
+          <w:rFonts w:hint="eastAsia"/>
+        </w:rPr>
+        <w:t xml:space="preserve"> 지형 높낮이 때문에 </w:t>
       </w:r>
       <w:r>
         <w:t xml:space="preserve">3D </w:t>
@@ -2761,7 +2828,21 @@
         <w:rPr>
           <w:rFonts w:hint="eastAsia"/>
         </w:rPr>
-        <w:t xml:space="preserve">좌우 차단선 </w:t>
+        <w:t xml:space="preserve">좌우 </w:t>
+      </w:r>
+      <w:proofErr w:type="spellStart"/>
+      <w:r>
+        <w:rPr>
+          <w:rFonts w:hint="eastAsia"/>
+        </w:rPr>
+        <w:t>차단선</w:t>
+      </w:r>
+      <w:proofErr w:type="spellEnd"/>
+      <w:r>
+        <w:rPr>
+          <w:rFonts w:hint="eastAsia"/>
+        </w:rPr>
+        <w:t xml:space="preserve"> </w:t>
       </w:r>
       <w:r>
         <w:t>NPC</w:t>
@@ -2788,7 +2869,21 @@
         <w:rPr>
           <w:rFonts w:hint="eastAsia"/>
         </w:rPr>
-        <w:t xml:space="preserve">하지만 초기에는 차단선 </w:t>
+        <w:t xml:space="preserve">하지만 초기에는 </w:t>
+      </w:r>
+      <w:proofErr w:type="spellStart"/>
+      <w:r>
+        <w:rPr>
+          <w:rFonts w:hint="eastAsia"/>
+        </w:rPr>
+        <w:t>차단선</w:t>
+      </w:r>
+      <w:proofErr w:type="spellEnd"/>
+      <w:r>
+        <w:rPr>
+          <w:rFonts w:hint="eastAsia"/>
+        </w:rPr>
+        <w:t xml:space="preserve"> </w:t>
       </w:r>
       <w:r>
         <w:t>NPC</w:t>
@@ -2815,7 +2910,21 @@
         <w:rPr>
           <w:rFonts w:hint="eastAsia"/>
         </w:rPr>
-        <w:t xml:space="preserve">서버에서 차단선 </w:t>
+        <w:t xml:space="preserve">서버에서 </w:t>
+      </w:r>
+      <w:proofErr w:type="spellStart"/>
+      <w:r>
+        <w:rPr>
+          <w:rFonts w:hint="eastAsia"/>
+        </w:rPr>
+        <w:t>차단선</w:t>
+      </w:r>
+      <w:proofErr w:type="spellEnd"/>
+      <w:r>
+        <w:rPr>
+          <w:rFonts w:hint="eastAsia"/>
+        </w:rPr>
+        <w:t xml:space="preserve"> </w:t>
       </w:r>
       <w:r>
         <w:t>NPC</w:t>
@@ -2835,8 +2944,13 @@
         </w:rPr>
         <w:t xml:space="preserve">상태를 클라이언트에 전달하는 </w:t>
       </w:r>
-      <w:r>
-        <w:t xml:space="preserve">S_NpcBarrier </w:t>
+      <w:proofErr w:type="spellStart"/>
+      <w:r>
+        <w:t>S_NpcBarrier</w:t>
+      </w:r>
+      <w:proofErr w:type="spellEnd"/>
+      <w:r>
+        <w:t xml:space="preserve"> </w:t>
       </w:r>
       <w:r>
         <w:rPr>
@@ -2906,7 +3020,21 @@
         <w:rPr>
           <w:rFonts w:hint="eastAsia"/>
         </w:rPr>
-        <w:t>물리 솔버를 사용하지 않고 위치 기반으로 분리했기 때문에</w:t>
+        <w:t xml:space="preserve">물리 </w:t>
+      </w:r>
+      <w:proofErr w:type="spellStart"/>
+      <w:r>
+        <w:rPr>
+          <w:rFonts w:hint="eastAsia"/>
+        </w:rPr>
+        <w:t>솔버를</w:t>
+      </w:r>
+      <w:proofErr w:type="spellEnd"/>
+      <w:r>
+        <w:rPr>
+          <w:rFonts w:hint="eastAsia"/>
+        </w:rPr>
+        <w:t xml:space="preserve"> 사용하지 않고 위치 기반으로 분리했기 때문에</w:t>
       </w:r>
       <w:r>
         <w:br/>
@@ -2994,7 +3122,21 @@
         <w:rPr>
           <w:rFonts w:hint="eastAsia"/>
         </w:rPr>
-        <w:t xml:space="preserve">플레이어가 차단선 </w:t>
+        <w:t xml:space="preserve">플레이어가 </w:t>
+      </w:r>
+      <w:proofErr w:type="spellStart"/>
+      <w:r>
+        <w:rPr>
+          <w:rFonts w:hint="eastAsia"/>
+        </w:rPr>
+        <w:t>차단선</w:t>
+      </w:r>
+      <w:proofErr w:type="spellEnd"/>
+      <w:r>
+        <w:rPr>
+          <w:rFonts w:hint="eastAsia"/>
+        </w:rPr>
+        <w:t xml:space="preserve"> </w:t>
       </w:r>
       <w:r>
         <w:t>NPC</w:t>
@@ -3140,7 +3282,21 @@
         <w:rPr>
           <w:rFonts w:hint="eastAsia"/>
         </w:rPr>
-        <w:t xml:space="preserve">이를 거리 기반 우선순위와 재예약 제한 조건 기반으로 변경하여 가까운 </w:t>
+        <w:t xml:space="preserve">이를 거리 기반 우선순위와 </w:t>
+      </w:r>
+      <w:proofErr w:type="spellStart"/>
+      <w:r>
+        <w:rPr>
+          <w:rFonts w:hint="eastAsia"/>
+        </w:rPr>
+        <w:t>재예약</w:t>
+      </w:r>
+      <w:proofErr w:type="spellEnd"/>
+      <w:r>
+        <w:rPr>
+          <w:rFonts w:hint="eastAsia"/>
+        </w:rPr>
+        <w:t xml:space="preserve"> 제한 조건 기반으로 변경하여 가까운 </w:t>
       </w:r>
       <w:r>
         <w:t>NPC</w:t>
@@ -3210,7 +3366,21 @@
         <w:rPr>
           <w:rFonts w:hint="eastAsia"/>
         </w:rPr>
-        <w:t>분대 명령이 매 틱 흔들리거나</w:t>
+        <w:t xml:space="preserve">분대 명령이 매 </w:t>
+      </w:r>
+      <w:proofErr w:type="spellStart"/>
+      <w:r>
+        <w:rPr>
+          <w:rFonts w:hint="eastAsia"/>
+        </w:rPr>
+        <w:t>틱</w:t>
+      </w:r>
+      <w:proofErr w:type="spellEnd"/>
+      <w:r>
+        <w:rPr>
+          <w:rFonts w:hint="eastAsia"/>
+        </w:rPr>
+        <w:t xml:space="preserve"> 흔들리거나</w:t>
       </w:r>
       <w:r>
         <w:br/>
@@ -3581,6 +3751,7 @@
               </w:rPr>
               <w:t xml:space="preserve">나무/풀 그림자 포함 제대로 렌더링, Skill Cooldown UI 추가, </w:t>
             </w:r>
+            <w:proofErr w:type="spellStart"/>
             <w:r>
               <w:rPr>
                 <w:rFonts w:hint="eastAsia"/>
@@ -3588,7 +3759,17 @@
                 <w:bCs/>
                 <w:szCs w:val="20"/>
               </w:rPr>
-              <w:t>네비메시 추출</w:t>
+              <w:t>네비메시</w:t>
+            </w:r>
+            <w:proofErr w:type="spellEnd"/>
+            <w:r>
+              <w:rPr>
+                <w:rFonts w:hint="eastAsia"/>
+                <w:b/>
+                <w:bCs/>
+                <w:szCs w:val="20"/>
+              </w:rPr>
+              <w:t xml:space="preserve"> 추출</w:t>
             </w:r>
             <w:r>
               <w:rPr>
@@ -4575,6 +4756,7 @@
   <w:style w:type="character" w:default="1" w:styleId="a0">
     <w:name w:val="Default Paragraph Font"/>
     <w:uiPriority w:val="1"/>
+    <w:semiHidden/>
     <w:unhideWhenUsed/>
   </w:style>
   <w:style w:type="table" w:default="1" w:styleId="a1">

--- a/작업일지/졸업작품 작업일지 - 20+34주차.docx
+++ b/작업일지/졸업작품 작업일지 - 20+34주차.docx
@@ -1,6 +1,6 @@
 
 <file path=word/document.xml><?xml version="1.0" encoding="utf-8"?>
-<w:document xmlns:wpc="http://schemas.microsoft.com/office/word/2010/wordprocessingCanvas" xmlns:cx="http://schemas.microsoft.com/office/drawing/2014/chartex" xmlns:cx1="http://schemas.microsoft.com/office/drawing/2015/9/8/chartex" xmlns:cx2="http://schemas.microsoft.com/office/drawing/2015/10/21/chartex" xmlns:cx3="http://schemas.microsoft.com/office/drawing/2016/5/9/chartex" xmlns:cx4="http://schemas.microsoft.com/office/drawing/2016/5/10/chartex" xmlns:cx5="http://schemas.microsoft.com/office/drawing/2016/5/11/chartex" xmlns:cx6="http://schemas.microsoft.com/office/drawing/2016/5/12/chartex" xmlns:cx7="http://schemas.microsoft.com/office/drawing/2016/5/13/chartex" xmlns:cx8="http://schemas.microsoft.com/office/drawing/2016/5/14/chartex" xmlns:mc="http://schemas.openxmlformats.org/markup-compatibility/2006" xmlns:aink="http://schemas.microsoft.com/office/drawing/2016/ink" xmlns:am3d="http://schemas.microsoft.com/office/drawing/2017/model3d" xmlns:o="urn:schemas-microsoft-com:office:office" xmlns:oel="http://schemas.microsoft.com/office/2019/extlst" xmlns:r="http://schemas.openxmlformats.org/officeDocument/2006/relationships" xmlns:m="http://schemas.openxmlformats.org/officeDocument/2006/math" xmlns:v="urn:schemas-microsoft-com:vml" xmlns:wp14="http://schemas.microsoft.com/office/word/2010/wordprocessingDrawing" xmlns:wp="http://schemas.openxmlformats.org/drawingml/2006/wordprocessingDrawing" xmlns:w10="urn:schemas-microsoft-com:office:word" xmlns:w="http://schemas.openxmlformats.org/wordprocessingml/2006/main" xmlns:w14="http://schemas.microsoft.com/office/word/2010/wordml" xmlns:w15="http://schemas.microsoft.com/office/word/2012/wordml" xmlns:w16cex="http://schemas.microsoft.com/office/word/2018/wordml/cex" xmlns:w16cid="http://schemas.microsoft.com/office/word/2016/wordml/cid" xmlns:w16="http://schemas.microsoft.com/office/word/2018/wordml" xmlns:w16du="http://schemas.microsoft.com/office/word/2023/wordml/word16du" xmlns:w16sdtdh="http://schemas.microsoft.com/office/word/2020/wordml/sdtdatahash" xmlns:w16sdtfl="http://schemas.microsoft.com/office/word/2024/wordml/sdtformatlock" xmlns:w16se="http://schemas.microsoft.com/office/word/2015/wordml/symex" xmlns:wpg="http://schemas.microsoft.com/office/word/2010/wordprocessingGroup" xmlns:wpi="http://schemas.microsoft.com/office/word/2010/wordprocessingInk" xmlns:wne="http://schemas.microsoft.com/office/word/2006/wordml" xmlns:wps="http://schemas.microsoft.com/office/word/2010/wordprocessingShape" mc:Ignorable="w14 w15 w16se w16cid w16 w16cex w16sdtdh w16sdtfl w16du wp14">
+<w:document xmlns:wpc="http://schemas.microsoft.com/office/word/2010/wordprocessingCanvas" xmlns:cx="http://schemas.microsoft.com/office/drawing/2014/chartex" xmlns:cx1="http://schemas.microsoft.com/office/drawing/2015/9/8/chartex" xmlns:cx2="http://schemas.microsoft.com/office/drawing/2015/10/21/chartex" xmlns:cx3="http://schemas.microsoft.com/office/drawing/2016/5/9/chartex" xmlns:cx4="http://schemas.microsoft.com/office/drawing/2016/5/10/chartex" xmlns:cx5="http://schemas.microsoft.com/office/drawing/2016/5/11/chartex" xmlns:cx6="http://schemas.microsoft.com/office/drawing/2016/5/12/chartex" xmlns:cx7="http://schemas.microsoft.com/office/drawing/2016/5/13/chartex" xmlns:cx8="http://schemas.microsoft.com/office/drawing/2016/5/14/chartex" xmlns:mc="http://schemas.openxmlformats.org/markup-compatibility/2006" xmlns:aink="http://schemas.microsoft.com/office/drawing/2016/ink" xmlns:am3d="http://schemas.microsoft.com/office/drawing/2017/model3d" xmlns:o="urn:schemas-microsoft-com:office:office" xmlns:r="http://schemas.openxmlformats.org/officeDocument/2006/relationships" xmlns:m="http://schemas.openxmlformats.org/officeDocument/2006/math" xmlns:v="urn:schemas-microsoft-com:vml" xmlns:wp14="http://schemas.microsoft.com/office/word/2010/wordprocessingDrawing" xmlns:wp="http://schemas.openxmlformats.org/drawingml/2006/wordprocessingDrawing" xmlns:w10="urn:schemas-microsoft-com:office:word" xmlns:w="http://schemas.openxmlformats.org/wordprocessingml/2006/main" xmlns:w14="http://schemas.microsoft.com/office/word/2010/wordml" xmlns:w15="http://schemas.microsoft.com/office/word/2012/wordml" xmlns:w16cid="http://schemas.microsoft.com/office/word/2016/wordml/cid" xmlns:w16se="http://schemas.microsoft.com/office/word/2015/wordml/symex" xmlns:wpg="http://schemas.microsoft.com/office/word/2010/wordprocessingGroup" xmlns:wpi="http://schemas.microsoft.com/office/word/2010/wordprocessingInk" xmlns:wne="http://schemas.microsoft.com/office/word/2006/wordml" xmlns:wps="http://schemas.microsoft.com/office/word/2010/wordprocessingShape" mc:Ignorable="w14 w15 w16se w16cid wp14">
   <w:body>
     <w:tbl>
       <w:tblPr>
@@ -448,12 +448,21 @@
                 <w:b/>
               </w:rPr>
             </w:pPr>
-            <w:r>
-              <w:rPr>
-                <w:rFonts w:hint="eastAsia"/>
-                <w:b/>
-              </w:rPr>
-              <w:t>장명운:</w:t>
+            <w:proofErr w:type="spellStart"/>
+            <w:r>
+              <w:rPr>
+                <w:rFonts w:hint="eastAsia"/>
+                <w:b/>
+              </w:rPr>
+              <w:t>장명운</w:t>
+            </w:r>
+            <w:proofErr w:type="spellEnd"/>
+            <w:r>
+              <w:rPr>
+                <w:rFonts w:hint="eastAsia"/>
+                <w:b/>
+              </w:rPr>
+              <w:t>:</w:t>
             </w:r>
             <w:r>
               <w:rPr>
@@ -514,7 +523,46 @@
               <w:rPr>
                 <w:b/>
               </w:rPr>
-              <w:t xml:space="preserve"> NPC </w:t>
+              <w:t xml:space="preserve"> </w:t>
+            </w:r>
+            <w:r>
+              <w:rPr>
+                <w:rFonts w:hint="eastAsia"/>
+                <w:b/>
+              </w:rPr>
+              <w:t>버그 수정,</w:t>
+            </w:r>
+            <w:r>
+              <w:rPr>
+                <w:b/>
+              </w:rPr>
+              <w:t xml:space="preserve"> </w:t>
+            </w:r>
+            <w:r>
+              <w:rPr>
+                <w:rFonts w:hint="eastAsia"/>
+                <w:b/>
+              </w:rPr>
+              <w:t xml:space="preserve">보스 패턴을 위한 </w:t>
+            </w:r>
+            <w:r>
+              <w:rPr>
+                <w:b/>
+              </w:rPr>
+              <w:t xml:space="preserve">Behavior Tree </w:t>
+            </w:r>
+            <w:r>
+              <w:rPr>
+                <w:rFonts w:hint="eastAsia"/>
+                <w:b/>
+              </w:rPr>
+              <w:t>구현,</w:t>
+            </w:r>
+            <w:r>
+              <w:rPr>
+                <w:b/>
+              </w:rPr>
+              <w:t xml:space="preserve"> </w:t>
             </w:r>
             <w:proofErr w:type="spellStart"/>
             <w:r>
@@ -522,7 +570,7 @@
                 <w:rFonts w:hint="eastAsia"/>
                 <w:b/>
               </w:rPr>
-              <w:t>분리력</w:t>
+              <w:t>그랜드밤</w:t>
             </w:r>
             <w:proofErr w:type="spellEnd"/>
             <w:r>
@@ -530,7 +578,23 @@
                 <w:rFonts w:hint="eastAsia"/>
                 <w:b/>
               </w:rPr>
-              <w:t xml:space="preserve"> 계산 최적화,</w:t>
+              <w:t xml:space="preserve"> 및 </w:t>
+            </w:r>
+            <w:proofErr w:type="spellStart"/>
+            <w:r>
+              <w:rPr>
+                <w:rFonts w:hint="eastAsia"/>
+                <w:b/>
+              </w:rPr>
+              <w:t>이시스</w:t>
+            </w:r>
+            <w:proofErr w:type="spellEnd"/>
+            <w:r>
+              <w:rPr>
+                <w:rFonts w:hint="eastAsia"/>
+                <w:b/>
+              </w:rPr>
+              <w:t xml:space="preserve"> 전술 전투 포팅,</w:t>
             </w:r>
             <w:r>
               <w:rPr>
@@ -543,15 +607,7 @@
                 <w:rFonts w:hint="eastAsia"/>
                 <w:b/>
               </w:rPr>
-              <w:t>전술 전투 구현</w:t>
-            </w:r>
-            <w:r>
-              <w:rPr>
-                <w:rFonts w:hint="eastAsia"/>
-                <w:b/>
-                <w:bCs/>
-              </w:rPr>
-              <w:t xml:space="preserve"> </w:t>
+              <w:t>전술 전투 테스트 및 수정</w:t>
             </w:r>
           </w:p>
           <w:p>
@@ -1813,6 +1869,8 @@
         <w:lastRenderedPageBreak/>
         <w:t>우상훈:</w:t>
       </w:r>
+      <w:bookmarkStart w:id="0" w:name="_GoBack"/>
+      <w:bookmarkEnd w:id="0"/>
     </w:p>
     <w:p>
       <w:pPr>
@@ -1825,10 +1883,11 @@
       </w:pPr>
       <w:r>
         <w:rPr>
+          <w:rFonts w:hint="eastAsia"/>
           <w:b/>
           <w:bCs/>
         </w:rPr>
-        <w:t xml:space="preserve">NPC </w:t>
+        <w:t xml:space="preserve">클라이언트 종료 </w:t>
       </w:r>
       <w:proofErr w:type="spellStart"/>
       <w:r>
@@ -1837,7 +1896,7 @@
           <w:b/>
           <w:bCs/>
         </w:rPr>
-        <w:t>분리력</w:t>
+        <w:t>크래시</w:t>
       </w:r>
       <w:proofErr w:type="spellEnd"/>
       <w:r>
@@ -1846,7 +1905,7 @@
           <w:b/>
           <w:bCs/>
         </w:rPr>
-        <w:t xml:space="preserve"> 계산 최적화</w:t>
+        <w:t xml:space="preserve"> 수정</w:t>
       </w:r>
     </w:p>
     <w:p>
@@ -1862,48 +1921,48 @@
         <w:rPr>
           <w:rFonts w:hint="eastAsia"/>
         </w:rPr>
-        <w:t xml:space="preserve">기존에는 </w:t>
-      </w:r>
-      <w:r>
-        <w:t>NPC</w:t>
-      </w:r>
-      <w:r>
-        <w:rPr>
-          <w:rFonts w:hint="eastAsia"/>
-        </w:rPr>
-        <w:t xml:space="preserve">가 </w:t>
-      </w:r>
-      <w:proofErr w:type="spellStart"/>
-      <w:r>
-        <w:rPr>
-          <w:rFonts w:hint="eastAsia"/>
-        </w:rPr>
-        <w:t>분리력을</w:t>
-      </w:r>
-      <w:proofErr w:type="spellEnd"/>
-      <w:r>
-        <w:rPr>
-          <w:rFonts w:hint="eastAsia"/>
-        </w:rPr>
-        <w:t xml:space="preserve"> 계산할 때 주변 </w:t>
-      </w:r>
-      <w:r>
-        <w:t>NPC</w:t>
-      </w:r>
-      <w:r>
-        <w:rPr>
-          <w:rFonts w:hint="eastAsia"/>
-        </w:rPr>
-        <w:t xml:space="preserve">를 찾기 위해 전체 </w:t>
-      </w:r>
-      <w:r>
-        <w:t xml:space="preserve">NPC </w:t>
-      </w:r>
-      <w:r>
-        <w:rPr>
-          <w:rFonts w:hint="eastAsia"/>
-        </w:rPr>
-        <w:t>목록을 반복 검사했다.</w:t>
+        <w:t>O</w:t>
+      </w:r>
+      <w:r>
+        <w:t xml:space="preserve">nline </w:t>
+      </w:r>
+      <w:r>
+        <w:rPr>
+          <w:rFonts w:hint="eastAsia"/>
+        </w:rPr>
+        <w:t xml:space="preserve">모드에서 클라이언트 종료 시 </w:t>
+      </w:r>
+      <w:r>
+        <w:t>main.cpp</w:t>
+      </w:r>
+      <w:r>
+        <w:rPr>
+          <w:rFonts w:hint="eastAsia"/>
+        </w:rPr>
+        <w:t xml:space="preserve">의 </w:t>
+      </w:r>
+      <w:r>
+        <w:t xml:space="preserve">return </w:t>
+      </w:r>
+      <w:r>
+        <w:rPr>
+          <w:rFonts w:hint="eastAsia"/>
+        </w:rPr>
+        <w:t xml:space="preserve">구문 이후 </w:t>
+      </w:r>
+      <w:proofErr w:type="spellStart"/>
+      <w:r>
+        <w:rPr>
+          <w:rFonts w:hint="eastAsia"/>
+        </w:rPr>
+        <w:t>크래시가</w:t>
+      </w:r>
+      <w:proofErr w:type="spellEnd"/>
+      <w:r>
+        <w:rPr>
+          <w:rFonts w:hint="eastAsia"/>
+        </w:rPr>
+        <w:t xml:space="preserve"> 발생하는</w:t>
       </w:r>
       <w:r>
         <w:br/>
@@ -1912,34 +1971,60 @@
         <w:rPr>
           <w:rFonts w:hint="eastAsia"/>
         </w:rPr>
-        <w:t xml:space="preserve">이 방식은 </w:t>
-      </w:r>
-      <w:r>
-        <w:t xml:space="preserve">NPC </w:t>
-      </w:r>
-      <w:r>
-        <w:rPr>
-          <w:rFonts w:hint="eastAsia"/>
-        </w:rPr>
-        <w:t xml:space="preserve">수가 늘어날수록 탐색 비용이 </w:t>
-      </w:r>
-      <w:r>
-        <w:t>O(N</w:t>
-      </w:r>
-      <w:r>
-        <w:rPr>
-          <w:vertAlign w:val="superscript"/>
-        </w:rPr>
-        <w:t>2</w:t>
-      </w:r>
-      <w:r>
-        <w:t>)</w:t>
-      </w:r>
-      <w:r>
-        <w:rPr>
-          <w:rFonts w:hint="eastAsia"/>
-        </w:rPr>
-        <w:t>에 가깝게 증가하는 문제가 있었다.</w:t>
+        <w:t>문제가 있었다.</w:t>
+      </w:r>
+      <w:r>
+        <w:br/>
+      </w:r>
+      <w:r>
+        <w:rPr>
+          <w:rFonts w:hint="eastAsia"/>
+        </w:rPr>
+        <w:t>실제 원인은 r</w:t>
+      </w:r>
+      <w:r>
+        <w:t xml:space="preserve">eturn </w:t>
+      </w:r>
+      <w:r>
+        <w:rPr>
+          <w:rFonts w:hint="eastAsia"/>
+        </w:rPr>
+        <w:t>구문이 아니라,</w:t>
+      </w:r>
+      <w:r>
+        <w:t xml:space="preserve"> </w:t>
+      </w:r>
+      <w:r>
+        <w:rPr>
+          <w:rFonts w:hint="eastAsia"/>
+        </w:rPr>
+        <w:t>프로그램 종료 과정에서 전역/</w:t>
+      </w:r>
+      <w:r>
+        <w:t xml:space="preserve">static </w:t>
+      </w:r>
+      <w:r>
+        <w:rPr>
+          <w:rFonts w:hint="eastAsia"/>
+        </w:rPr>
+        <w:t>객체와</w:t>
+      </w:r>
+      <w:r>
+        <w:br/>
+      </w:r>
+      <w:proofErr w:type="spellStart"/>
+      <w:r>
+        <w:t>thread_local</w:t>
+      </w:r>
+      <w:proofErr w:type="spellEnd"/>
+      <w:r>
+        <w:t xml:space="preserve"> </w:t>
+      </w:r>
+      <w:r>
+        <w:rPr>
+          <w:rFonts w:hint="eastAsia"/>
+        </w:rPr>
+        <w:t>객체가 소멸되는 순서 문제였다.</w:t>
       </w:r>
     </w:p>
     <w:p>
@@ -1955,30 +2040,46 @@
         <w:rPr>
           <w:rFonts w:hint="eastAsia"/>
         </w:rPr>
-        <w:t xml:space="preserve">이를 개선하기 위해 플레이어 주변에 있는 </w:t>
-      </w:r>
-      <w:r>
-        <w:t>NPC</w:t>
-      </w:r>
-      <w:r>
-        <w:rPr>
-          <w:rFonts w:hint="eastAsia"/>
-        </w:rPr>
-        <w:t xml:space="preserve">만 </w:t>
-      </w:r>
-      <w:proofErr w:type="spellStart"/>
-      <w:r>
-        <w:rPr>
-          <w:rFonts w:hint="eastAsia"/>
-        </w:rPr>
-        <w:t>분리력</w:t>
-      </w:r>
-      <w:proofErr w:type="spellEnd"/>
-      <w:r>
-        <w:rPr>
-          <w:rFonts w:hint="eastAsia"/>
-        </w:rPr>
-        <w:t xml:space="preserve"> 계산 후보로 선별하고,</w:t>
+        <w:t xml:space="preserve">기존 </w:t>
+      </w:r>
+      <w:proofErr w:type="spellStart"/>
+      <w:r>
+        <w:t>SendBuffer</w:t>
+      </w:r>
+      <w:proofErr w:type="spellEnd"/>
+      <w:r>
+        <w:t xml:space="preserve"> </w:t>
+      </w:r>
+      <w:r>
+        <w:rPr>
+          <w:rFonts w:hint="eastAsia"/>
+        </w:rPr>
+        <w:t xml:space="preserve">시스템은 </w:t>
+      </w:r>
+      <w:proofErr w:type="spellStart"/>
+      <w:r>
+        <w:t>SendBufferChunk</w:t>
+      </w:r>
+      <w:proofErr w:type="spellEnd"/>
+      <w:r>
+        <w:rPr>
+          <w:rFonts w:hint="eastAsia"/>
+        </w:rPr>
+        <w:t xml:space="preserve">의 마지막 참조가 사라지면 </w:t>
+      </w:r>
+      <w:r>
+        <w:t xml:space="preserve">custom </w:t>
+      </w:r>
+      <w:proofErr w:type="spellStart"/>
+      <w:r>
+        <w:t>deleter</w:t>
+      </w:r>
+      <w:proofErr w:type="spellEnd"/>
+      <w:r>
+        <w:rPr>
+          <w:rFonts w:hint="eastAsia"/>
+        </w:rPr>
+        <w:t>를</w:t>
       </w:r>
       <w:r>
         <w:br/>
@@ -1987,44 +2088,28 @@
         <w:rPr>
           <w:rFonts w:hint="eastAsia"/>
         </w:rPr>
-        <w:t xml:space="preserve">선별된 </w:t>
-      </w:r>
-      <w:r>
-        <w:t>NPC</w:t>
-      </w:r>
-      <w:r>
-        <w:rPr>
-          <w:rFonts w:hint="eastAsia"/>
-        </w:rPr>
-        <w:t xml:space="preserve">들에 대해서만 </w:t>
-      </w:r>
-      <w:r>
-        <w:t>SAP Broad Phase</w:t>
-      </w:r>
-      <w:r>
-        <w:rPr>
-          <w:rFonts w:hint="eastAsia"/>
-        </w:rPr>
-        <w:t>를 수행하도록 변경했다.</w:t>
+        <w:t>통해 전역 재활용 큐에 다시 반납하는 구조였다</w:t>
+      </w:r>
+      <w:r>
+        <w:t>.</w:t>
       </w:r>
       <w:r>
         <w:br/>
-        <w:t xml:space="preserve">SAP </w:t>
-      </w:r>
-      <w:r>
-        <w:rPr>
-          <w:rFonts w:hint="eastAsia"/>
-        </w:rPr>
-        <w:t xml:space="preserve">결과로 얻은 이웃 쌍은 </w:t>
-      </w:r>
-      <w:r>
-        <w:t xml:space="preserve">NPC ID </w:t>
-      </w:r>
-      <w:r>
-        <w:rPr>
-          <w:rFonts w:hint="eastAsia"/>
-        </w:rPr>
-        <w:t>기준 인접 리스트에 저장했고,</w:t>
+      </w:r>
+      <w:r>
+        <w:rPr>
+          <w:rFonts w:hint="eastAsia"/>
+        </w:rPr>
+        <w:t>그러나 프로그램 종료 시에는 재활용 큐 자체도 소멸 대상이 되기 때문에,</w:t>
+      </w:r>
+      <w:r>
+        <w:t xml:space="preserve"> </w:t>
+      </w:r>
+      <w:r>
+        <w:rPr>
+          <w:rFonts w:hint="eastAsia"/>
+        </w:rPr>
+        <w:t>큐가 정리되는</w:t>
       </w:r>
       <w:r>
         <w:br/>
@@ -2033,13 +2118,22 @@
         <w:rPr>
           <w:rFonts w:hint="eastAsia"/>
         </w:rPr>
-        <w:t xml:space="preserve">기존 </w:t>
-      </w:r>
-      <w:proofErr w:type="spellStart"/>
-      <w:r>
-        <w:t>findNearbyNpcPositions</w:t>
-      </w:r>
-      <w:proofErr w:type="spellEnd"/>
+        <w:t xml:space="preserve">도중 </w:t>
+      </w:r>
+      <w:proofErr w:type="spellStart"/>
+      <w:r>
+        <w:rPr>
+          <w:rFonts w:hint="eastAsia"/>
+        </w:rPr>
+        <w:t>청크가</w:t>
+      </w:r>
+      <w:proofErr w:type="spellEnd"/>
+      <w:r>
+        <w:rPr>
+          <w:rFonts w:hint="eastAsia"/>
+        </w:rPr>
+        <w:t xml:space="preserve"> 다시 큐에 반납되며 미정의 동작이 발생할</w:t>
+      </w:r>
       <w:r>
         <w:t xml:space="preserve"> </w:t>
       </w:r>
@@ -2047,30 +2141,7 @@
         <w:rPr>
           <w:rFonts w:hint="eastAsia"/>
         </w:rPr>
-        <w:t xml:space="preserve">함수는 </w:t>
-      </w:r>
-      <w:proofErr w:type="spellStart"/>
-      <w:r>
-        <w:rPr>
-          <w:rFonts w:hint="eastAsia"/>
-        </w:rPr>
-        <w:t>시그니처를</w:t>
-      </w:r>
-      <w:proofErr w:type="spellEnd"/>
-      <w:r>
-        <w:rPr>
-          <w:rFonts w:hint="eastAsia"/>
-        </w:rPr>
-        <w:t xml:space="preserve"> 유지한 채 내부 구현만 인접 리스트 조회</w:t>
-      </w:r>
-      <w:r>
-        <w:br/>
-      </w:r>
-      <w:r>
-        <w:rPr>
-          <w:rFonts w:hint="eastAsia"/>
-        </w:rPr>
-        <w:t>방식으로 교체했다.</w:t>
+        <w:t>수 있었다.</w:t>
       </w:r>
     </w:p>
     <w:p>
@@ -2086,30 +2157,52 @@
         <w:rPr>
           <w:rFonts w:hint="eastAsia"/>
         </w:rPr>
-        <w:t xml:space="preserve">이로 인해 </w:t>
-      </w:r>
-      <w:proofErr w:type="spellStart"/>
-      <w:r>
-        <w:t>TacticalNpc</w:t>
-      </w:r>
-      <w:proofErr w:type="spellEnd"/>
-      <w:r>
-        <w:rPr>
-          <w:rFonts w:hint="eastAsia"/>
-        </w:rPr>
-        <w:t xml:space="preserve">와 </w:t>
-      </w:r>
-      <w:proofErr w:type="spellStart"/>
-      <w:r>
-        <w:t>Npc</w:t>
-      </w:r>
-      <w:proofErr w:type="spellEnd"/>
-      <w:r>
-        <w:rPr>
-          <w:rFonts w:hint="eastAsia"/>
-        </w:rPr>
-        <w:t>의 상태 로직은 수정하지 않고 최적화된 이웃 탐색 결과를</w:t>
-      </w:r>
+        <w:t xml:space="preserve">이를 해결하기 위해 </w:t>
+      </w:r>
+      <w:proofErr w:type="spellStart"/>
+      <w:proofErr w:type="gramStart"/>
+      <w:r>
+        <w:t>SendBufferManager</w:t>
+      </w:r>
+      <w:proofErr w:type="spellEnd"/>
+      <w:r>
+        <w:t>::</w:t>
+      </w:r>
+      <w:proofErr w:type="gramEnd"/>
+      <w:r>
+        <w:t>release()</w:t>
+      </w:r>
+      <w:proofErr w:type="spellStart"/>
+      <w:r>
+        <w:rPr>
+          <w:rFonts w:hint="eastAsia"/>
+        </w:rPr>
+        <w:t>를</w:t>
+      </w:r>
+      <w:proofErr w:type="spellEnd"/>
+      <w:r>
+        <w:rPr>
+          <w:rFonts w:hint="eastAsia"/>
+        </w:rPr>
+        <w:t xml:space="preserve"> 추가하고,</w:t>
+      </w:r>
+      <w:r>
+        <w:t xml:space="preserve"> </w:t>
+      </w:r>
+      <w:r>
+        <w:rPr>
+          <w:rFonts w:hint="eastAsia"/>
+        </w:rPr>
+        <w:t xml:space="preserve">종료 시에는 </w:t>
+      </w:r>
+      <w:proofErr w:type="spellStart"/>
+      <w:r>
+        <w:rPr>
+          <w:rFonts w:hint="eastAsia"/>
+        </w:rPr>
+        <w:t>청크를</w:t>
+      </w:r>
+      <w:proofErr w:type="spellEnd"/>
       <w:r>
         <w:br/>
       </w:r>
@@ -2117,7 +2210,21 @@
         <w:rPr>
           <w:rFonts w:hint="eastAsia"/>
         </w:rPr>
-        <w:t>사용할 수 있었다.</w:t>
+        <w:t xml:space="preserve">재활용하지 않고 실제 해제하도록 </w:t>
+      </w:r>
+      <w:proofErr w:type="spellStart"/>
+      <w:r>
+        <w:t>shuttingDown</w:t>
+      </w:r>
+      <w:proofErr w:type="spellEnd"/>
+      <w:r>
+        <w:t xml:space="preserve">_ </w:t>
+      </w:r>
+      <w:r>
+        <w:rPr>
+          <w:rFonts w:hint="eastAsia"/>
+        </w:rPr>
+        <w:t>상태를 도입했다.</w:t>
       </w:r>
       <w:r>
         <w:br/>
@@ -2126,7 +2233,24 @@
         <w:rPr>
           <w:rFonts w:hint="eastAsia"/>
         </w:rPr>
-        <w:t>또한 인접 리스트는 넓은 후보 집합이므로,</w:t>
+        <w:t xml:space="preserve">또한 </w:t>
+      </w:r>
+      <w:r>
+        <w:t xml:space="preserve">TLS </w:t>
+      </w:r>
+      <w:proofErr w:type="spellStart"/>
+      <w:r>
+        <w:rPr>
+          <w:rFonts w:hint="eastAsia"/>
+        </w:rPr>
+        <w:t>청크와</w:t>
+      </w:r>
+      <w:proofErr w:type="spellEnd"/>
+      <w:r>
+        <w:rPr>
+          <w:rFonts w:hint="eastAsia"/>
+        </w:rPr>
+        <w:t xml:space="preserve"> 재활용 큐를 명시적으로 비우고,</w:t>
       </w:r>
       <w:r>
         <w:t xml:space="preserve"> </w:t>
@@ -2135,17 +2259,123 @@
         <w:rPr>
           <w:rFonts w:hint="eastAsia"/>
         </w:rPr>
-        <w:t>실제 호출 시에는 각 상태에서 사용하는</w:t>
+        <w:t>클라이언트 종료 순서를</w:t>
       </w:r>
       <w:r>
         <w:br/>
-        <w:t xml:space="preserve">radius </w:t>
-      </w:r>
-      <w:r>
-        <w:rPr>
-          <w:rFonts w:hint="eastAsia"/>
-        </w:rPr>
-        <w:t>기준으로 한 번 더 정밀 거리 필터링을 수행했다.</w:t>
+      </w:r>
+      <w:proofErr w:type="spellStart"/>
+      <w:r>
+        <w:t>ClientApp</w:t>
+      </w:r>
+      <w:proofErr w:type="spellEnd"/>
+      <w:r>
+        <w:t xml:space="preserve"> → </w:t>
+      </w:r>
+      <w:proofErr w:type="spellStart"/>
+      <w:r>
+        <w:t>SendBufferManager</w:t>
+      </w:r>
+      <w:proofErr w:type="spellEnd"/>
+      <w:r>
+        <w:t xml:space="preserve"> → </w:t>
+      </w:r>
+      <w:proofErr w:type="spellStart"/>
+      <w:r>
+        <w:t>MemoryManager</w:t>
+      </w:r>
+      <w:proofErr w:type="spellEnd"/>
+      <w:r>
+        <w:t xml:space="preserve"> → </w:t>
+      </w:r>
+      <w:proofErr w:type="spellStart"/>
+      <w:r>
+        <w:t>SocketUtils</w:t>
+      </w:r>
+      <w:proofErr w:type="spellEnd"/>
+      <w:r>
+        <w:t xml:space="preserve"> </w:t>
+      </w:r>
+      <w:r>
+        <w:rPr>
+          <w:rFonts w:hint="eastAsia"/>
+        </w:rPr>
+        <w:t>순서로 정리했다.</w:t>
+      </w:r>
+    </w:p>
+    <w:p>
+      <w:pPr>
+        <w:pStyle w:val="a3"/>
+        <w:numPr>
+          <w:ilvl w:val="1"/>
+          <w:numId w:val="4"/>
+        </w:numPr>
+        <w:ind w:leftChars="0"/>
+      </w:pPr>
+      <w:r>
+        <w:rPr>
+          <w:rFonts w:hint="eastAsia"/>
+        </w:rPr>
+        <w:t xml:space="preserve">추가로 </w:t>
+      </w:r>
+      <w:proofErr w:type="spellStart"/>
+      <w:proofErr w:type="gramStart"/>
+      <w:r>
+        <w:t>MemoryManager</w:t>
+      </w:r>
+      <w:proofErr w:type="spellEnd"/>
+      <w:r>
+        <w:t>::</w:t>
+      </w:r>
+      <w:proofErr w:type="gramEnd"/>
+      <w:r>
+        <w:t xml:space="preserve">release() </w:t>
+      </w:r>
+      <w:r>
+        <w:rPr>
+          <w:rFonts w:hint="eastAsia"/>
+        </w:rPr>
+        <w:t xml:space="preserve">이후 </w:t>
+      </w:r>
+      <w:proofErr w:type="spellStart"/>
+      <w:r>
+        <w:t>poolTable</w:t>
+      </w:r>
+      <w:proofErr w:type="spellEnd"/>
+      <w:r>
+        <w:t>_</w:t>
+      </w:r>
+      <w:r>
+        <w:rPr>
+          <w:rFonts w:hint="eastAsia"/>
+        </w:rPr>
+        <w:t>을 초기화하고</w:t>
+      </w:r>
+      <w:r>
+        <w:t xml:space="preserve">, </w:t>
+      </w:r>
+      <w:r>
+        <w:rPr>
+          <w:rFonts w:hint="eastAsia"/>
+        </w:rPr>
+        <w:t>종료 시</w:t>
+      </w:r>
+      <w:r>
+        <w:br/>
+      </w:r>
+      <w:proofErr w:type="spellStart"/>
+      <w:r>
+        <w:t>retiredSession</w:t>
+      </w:r>
+      <w:proofErr w:type="spellEnd"/>
+      <w:r>
+        <w:t>_</w:t>
+      </w:r>
+      <w:r>
+        <w:rPr>
+          <w:rFonts w:hint="eastAsia"/>
+        </w:rPr>
+        <w:t>도 함께 정리하도록 수정했다.</w:t>
       </w:r>
     </w:p>
     <w:p>
@@ -2162,23 +2392,37 @@
           <w:rFonts w:hint="eastAsia"/>
           <w:b/>
         </w:rPr>
-        <w:t xml:space="preserve">전술 전투 동적 </w:t>
-      </w:r>
-      <w:proofErr w:type="spellStart"/>
-      <w:r>
-        <w:rPr>
-          <w:rFonts w:hint="eastAsia"/>
+        <w:t xml:space="preserve">클라이언트 종료 시 </w:t>
+      </w:r>
+      <w:proofErr w:type="spellStart"/>
+      <w:r>
+        <w:rPr>
           <w:b/>
         </w:rPr>
-        <w:t>스폰</w:t>
-      </w:r>
-      <w:proofErr w:type="spellEnd"/>
-      <w:r>
-        <w:rPr>
-          <w:rFonts w:hint="eastAsia"/>
+        <w:t>WSACleanup</w:t>
+      </w:r>
+      <w:proofErr w:type="spellEnd"/>
+      <w:r>
+        <w:rPr>
           <w:b/>
         </w:rPr>
-        <w:t xml:space="preserve"> 트리거 연결</w:t>
+        <w:t xml:space="preserve"> </w:t>
+      </w:r>
+      <w:proofErr w:type="spellStart"/>
+      <w:r>
+        <w:rPr>
+          <w:rFonts w:hint="eastAsia"/>
+          <w:b/>
+        </w:rPr>
+        <w:t>크래시</w:t>
+      </w:r>
+      <w:proofErr w:type="spellEnd"/>
+      <w:r>
+        <w:rPr>
+          <w:rFonts w:hint="eastAsia"/>
+          <w:b/>
+        </w:rPr>
+        <w:t xml:space="preserve"> 수정</w:t>
       </w:r>
     </w:p>
     <w:p>
@@ -2190,68 +2434,284 @@
         </w:numPr>
         <w:ind w:leftChars="0"/>
       </w:pPr>
-      <w:r>
-        <w:rPr>
-          <w:rFonts w:hint="eastAsia"/>
-        </w:rPr>
-        <w:t xml:space="preserve">플레이어가 </w:t>
-      </w:r>
-      <w:proofErr w:type="spellStart"/>
-      <w:r>
-        <w:t>Arena_Hobgoblin</w:t>
+      <w:proofErr w:type="spellStart"/>
+      <w:r>
+        <w:rPr>
+          <w:rFonts w:hint="eastAsia"/>
+        </w:rPr>
+        <w:t>S</w:t>
+      </w:r>
+      <w:r>
+        <w:t>endBuffer</w:t>
       </w:r>
       <w:proofErr w:type="spellEnd"/>
       <w:r>
         <w:t xml:space="preserve"> </w:t>
       </w:r>
-      <w:proofErr w:type="spellStart"/>
-      <w:r>
-        <w:rPr>
-          <w:rFonts w:hint="eastAsia"/>
-        </w:rPr>
-        <w:t>존에</w:t>
-      </w:r>
-      <w:proofErr w:type="spellEnd"/>
-      <w:r>
-        <w:rPr>
-          <w:rFonts w:hint="eastAsia"/>
-        </w:rPr>
-        <w:t xml:space="preserve"> 진입하면 중간보스와 전술 분대가 동적으로</w:t>
+      <w:r>
+        <w:rPr>
+          <w:rFonts w:hint="eastAsia"/>
+        </w:rPr>
+        <w:t xml:space="preserve">종료 규칙 수정 이후에도 클라이언트 종료 시 간헐적인 </w:t>
+      </w:r>
+      <w:proofErr w:type="spellStart"/>
+      <w:r>
+        <w:rPr>
+          <w:rFonts w:hint="eastAsia"/>
+        </w:rPr>
+        <w:t>크래시가</w:t>
+      </w:r>
+      <w:proofErr w:type="spellEnd"/>
+      <w:r>
+        <w:rPr>
+          <w:rFonts w:hint="eastAsia"/>
+        </w:rPr>
+        <w:t xml:space="preserve"> 남아 있었다.</w:t>
       </w:r>
       <w:r>
         <w:br/>
       </w:r>
-      <w:proofErr w:type="spellStart"/>
-      <w:r>
-        <w:rPr>
-          <w:rFonts w:hint="eastAsia"/>
-        </w:rPr>
-        <w:t>스폰되도록</w:t>
-      </w:r>
-      <w:proofErr w:type="spellEnd"/>
-      <w:r>
-        <w:rPr>
-          <w:rFonts w:hint="eastAsia"/>
-        </w:rPr>
-        <w:t xml:space="preserve"> 트리거를 연결했다.</w:t>
+      <w:r>
+        <w:rPr>
+          <w:rFonts w:hint="eastAsia"/>
+        </w:rPr>
+        <w:t xml:space="preserve">이번 문제는 </w:t>
+      </w:r>
+      <w:proofErr w:type="spellStart"/>
+      <w:r>
+        <w:t>SendBuffer</w:t>
+      </w:r>
+      <w:proofErr w:type="spellEnd"/>
+      <w:r>
+        <w:t xml:space="preserve"> </w:t>
+      </w:r>
+      <w:r>
+        <w:rPr>
+          <w:rFonts w:hint="eastAsia"/>
+        </w:rPr>
+        <w:t>재활용 큐 문제가 아니라,</w:t>
+      </w:r>
+      <w:r>
+        <w:t xml:space="preserve"> </w:t>
+      </w:r>
+      <w:r>
+        <w:rPr>
+          <w:rFonts w:hint="eastAsia"/>
+        </w:rPr>
+        <w:t xml:space="preserve">클라이언트의 </w:t>
+      </w:r>
+      <w:r>
+        <w:t xml:space="preserve">completion routine </w:t>
+      </w:r>
+      <w:r>
+        <w:rPr>
+          <w:rFonts w:hint="eastAsia"/>
+        </w:rPr>
+        <w:t>기반</w:t>
       </w:r>
       <w:r>
         <w:br/>
-      </w:r>
-      <w:r>
-        <w:rPr>
-          <w:rFonts w:hint="eastAsia"/>
-        </w:rPr>
-        <w:t xml:space="preserve">기존에는 전술 </w:t>
-      </w:r>
-      <w:r>
-        <w:t>AI</w:t>
-      </w:r>
-      <w:r>
-        <w:rPr>
-          <w:rFonts w:hint="eastAsia"/>
-        </w:rPr>
-        <w:t>와 분대 시스템은 구현되어 있었지만 실제 맵 이벤트와 연결되어</w:t>
+        <w:t xml:space="preserve">Overlapped I/O </w:t>
+      </w:r>
+      <w:r>
+        <w:rPr>
+          <w:rFonts w:hint="eastAsia"/>
+        </w:rPr>
+        <w:t>종료 처리 문제였다.</w:t>
+      </w:r>
+    </w:p>
+    <w:p>
+      <w:pPr>
+        <w:pStyle w:val="a3"/>
+        <w:numPr>
+          <w:ilvl w:val="1"/>
+          <w:numId w:val="4"/>
+        </w:numPr>
+        <w:ind w:leftChars="0"/>
+      </w:pPr>
+      <w:r>
+        <w:rPr>
+          <w:rFonts w:hint="eastAsia"/>
+        </w:rPr>
+        <w:t xml:space="preserve">클라이언트는 </w:t>
+      </w:r>
+      <w:r>
+        <w:t>IOCP</w:t>
+      </w:r>
+      <w:r>
+        <w:rPr>
+          <w:rFonts w:hint="eastAsia"/>
+        </w:rPr>
+        <w:t xml:space="preserve">가 아니라 </w:t>
+      </w:r>
+      <w:proofErr w:type="spellStart"/>
+      <w:r>
+        <w:t>wSARecv</w:t>
+      </w:r>
+      <w:proofErr w:type="spellEnd"/>
+      <w:r>
+        <w:rPr>
+          <w:rFonts w:hint="eastAsia"/>
+        </w:rPr>
+        <w:t xml:space="preserve">에 </w:t>
+      </w:r>
+      <w:r>
+        <w:t>completion callback</w:t>
+      </w:r>
+      <w:r>
+        <w:rPr>
+          <w:rFonts w:hint="eastAsia"/>
+        </w:rPr>
+        <w:t>을 등록하고,</w:t>
+      </w:r>
+      <w:r>
+        <w:br/>
+      </w:r>
+      <w:r>
+        <w:rPr>
+          <w:rFonts w:hint="eastAsia"/>
+        </w:rPr>
+        <w:t xml:space="preserve">메인 스레드의 </w:t>
+      </w:r>
+      <w:proofErr w:type="spellStart"/>
+      <w:r>
+        <w:t>SleepEx</w:t>
+      </w:r>
+      <w:proofErr w:type="spellEnd"/>
+      <w:r>
+        <w:t>()</w:t>
+      </w:r>
+      <w:proofErr w:type="spellStart"/>
+      <w:r>
+        <w:rPr>
+          <w:rFonts w:hint="eastAsia"/>
+        </w:rPr>
+        <w:t>를</w:t>
+      </w:r>
+      <w:proofErr w:type="spellEnd"/>
+      <w:r>
+        <w:rPr>
+          <w:rFonts w:hint="eastAsia"/>
+        </w:rPr>
+        <w:t xml:space="preserve"> 통해 완료 </w:t>
+      </w:r>
+      <w:r>
+        <w:t>APC</w:t>
+      </w:r>
+      <w:r>
+        <w:rPr>
+          <w:rFonts w:hint="eastAsia"/>
+        </w:rPr>
+        <w:t>를 처리하는 구조였다.</w:t>
+      </w:r>
+      <w:r>
+        <w:br/>
+      </w:r>
+      <w:r>
+        <w:rPr>
+          <w:rFonts w:hint="eastAsia"/>
+        </w:rPr>
+        <w:t xml:space="preserve">종료 시 세션 소켓을 </w:t>
+      </w:r>
+      <w:proofErr w:type="spellStart"/>
+      <w:r>
+        <w:t>closesocket</w:t>
+      </w:r>
+      <w:proofErr w:type="spellEnd"/>
+      <w:r>
+        <w:t>()</w:t>
+      </w:r>
+      <w:proofErr w:type="spellStart"/>
+      <w:r>
+        <w:rPr>
+          <w:rFonts w:hint="eastAsia"/>
+        </w:rPr>
+        <w:t>으로</w:t>
+      </w:r>
+      <w:proofErr w:type="spellEnd"/>
+      <w:r>
+        <w:rPr>
+          <w:rFonts w:hint="eastAsia"/>
+        </w:rPr>
+        <w:t xml:space="preserve"> 닫으면 </w:t>
+      </w:r>
+      <w:r>
+        <w:t xml:space="preserve">pending </w:t>
+      </w:r>
+      <w:r>
+        <w:rPr>
+          <w:rFonts w:hint="eastAsia"/>
+        </w:rPr>
+        <w:t xml:space="preserve">중인 </w:t>
+      </w:r>
+      <w:proofErr w:type="spellStart"/>
+      <w:r>
+        <w:t>WSARecv</w:t>
+      </w:r>
+      <w:proofErr w:type="spellEnd"/>
+      <w:r>
+        <w:rPr>
+          <w:rFonts w:hint="eastAsia"/>
+        </w:rPr>
+        <w:t xml:space="preserve">가 </w:t>
+      </w:r>
+      <w:proofErr w:type="spellStart"/>
+      <w:r>
+        <w:rPr>
+          <w:rFonts w:hint="eastAsia"/>
+        </w:rPr>
+        <w:t>취고되고</w:t>
+      </w:r>
+      <w:proofErr w:type="spellEnd"/>
+      <w:r>
+        <w:br/>
+      </w:r>
+      <w:r>
+        <w:rPr>
+          <w:rFonts w:hint="eastAsia"/>
+        </w:rPr>
+        <w:t xml:space="preserve">완료 </w:t>
+      </w:r>
+      <w:r>
+        <w:t>APC</w:t>
+      </w:r>
+      <w:r>
+        <w:rPr>
+          <w:rFonts w:hint="eastAsia"/>
+        </w:rPr>
+        <w:t>가 큐에 등록된다.</w:t>
+      </w:r>
+      <w:r>
+        <w:br/>
+      </w:r>
+      <w:r>
+        <w:rPr>
+          <w:rFonts w:hint="eastAsia"/>
+        </w:rPr>
+        <w:t xml:space="preserve">하지만 기존 종료 경로에서는 이 </w:t>
+      </w:r>
+      <w:r>
+        <w:t>APC</w:t>
+      </w:r>
+      <w:r>
+        <w:rPr>
+          <w:rFonts w:hint="eastAsia"/>
+        </w:rPr>
+        <w:t xml:space="preserve">를 처리할 </w:t>
+      </w:r>
+      <w:proofErr w:type="spellStart"/>
+      <w:r>
+        <w:t>alertable</w:t>
+      </w:r>
+      <w:proofErr w:type="spellEnd"/>
+      <w:r>
+        <w:t xml:space="preserve"> wait</w:t>
+      </w:r>
+      <w:r>
+        <w:rPr>
+          <w:rFonts w:hint="eastAsia"/>
+        </w:rPr>
+        <w:t>가 없어,</w:t>
       </w:r>
       <w:r>
         <w:t xml:space="preserve"> </w:t>
@@ -2260,7 +2720,16 @@
         <w:rPr>
           <w:rFonts w:hint="eastAsia"/>
         </w:rPr>
-        <w:t>있지 않아</w:t>
+        <w:t xml:space="preserve">미완료 </w:t>
+      </w:r>
+      <w:r>
+        <w:t>Overlapped I/O</w:t>
+      </w:r>
+      <w:r>
+        <w:rPr>
+          <w:rFonts w:hint="eastAsia"/>
+        </w:rPr>
+        <w:t>가</w:t>
       </w:r>
       <w:r>
         <w:br/>
@@ -2269,7 +2738,7 @@
         <w:rPr>
           <w:rFonts w:hint="eastAsia"/>
         </w:rPr>
-        <w:t>전투가 시작되지 않았다.</w:t>
+        <w:t>남은 상태로 세션 객체가 소멸될 수 있었다.</w:t>
       </w:r>
       <w:r>
         <w:br/>
@@ -2278,34 +2747,162 @@
         <w:rPr>
           <w:rFonts w:hint="eastAsia"/>
         </w:rPr>
-        <w:t xml:space="preserve">이를 </w:t>
-      </w:r>
-      <w:proofErr w:type="gramStart"/>
-      <w:r>
-        <w:t>Room::</w:t>
-      </w:r>
-      <w:proofErr w:type="spellStart"/>
-      <w:proofErr w:type="gramEnd"/>
-      <w:r>
-        <w:t>onArenaHobgoblinEnter</w:t>
-      </w:r>
-      <w:proofErr w:type="spellEnd"/>
+        <w:t xml:space="preserve">이후 </w:t>
+      </w:r>
+      <w:proofErr w:type="spellStart"/>
+      <w:r>
+        <w:t>WSACleanup</w:t>
+      </w:r>
+      <w:proofErr w:type="spellEnd"/>
+      <w:r>
+        <w:t>()</w:t>
+      </w:r>
+      <w:r>
+        <w:rPr>
+          <w:rFonts w:hint="eastAsia"/>
+        </w:rPr>
+        <w:t xml:space="preserve">이 호출되면서 이미 소멸된 세션의 </w:t>
+      </w:r>
+      <w:proofErr w:type="spellStart"/>
+      <w:r>
+        <w:t>recvOver</w:t>
+      </w:r>
+      <w:proofErr w:type="spellEnd"/>
+      <w:r>
+        <w:t xml:space="preserve">_ </w:t>
+      </w:r>
+      <w:r>
+        <w:rPr>
+          <w:rFonts w:hint="eastAsia"/>
+        </w:rPr>
+        <w:t xml:space="preserve">또는 </w:t>
+      </w:r>
+      <w:proofErr w:type="spellStart"/>
+      <w:r>
+        <w:t>sendOver</w:t>
+      </w:r>
+      <w:proofErr w:type="spellEnd"/>
+      <w:r>
+        <w:t>_</w:t>
+      </w:r>
+      <w:r>
+        <w:rPr>
+          <w:rFonts w:hint="eastAsia"/>
+        </w:rPr>
+        <w:t>를</w:t>
+      </w:r>
+      <w:r>
+        <w:br/>
+      </w:r>
+      <w:r>
+        <w:rPr>
+          <w:rFonts w:hint="eastAsia"/>
+        </w:rPr>
+        <w:t xml:space="preserve">참조해 간헐적인 </w:t>
+      </w:r>
+      <w:proofErr w:type="spellStart"/>
+      <w:r>
+        <w:rPr>
+          <w:rFonts w:hint="eastAsia"/>
+        </w:rPr>
+        <w:t>크래시가</w:t>
+      </w:r>
+      <w:proofErr w:type="spellEnd"/>
+      <w:r>
+        <w:rPr>
+          <w:rFonts w:hint="eastAsia"/>
+        </w:rPr>
+        <w:t xml:space="preserve"> 발생했다.</w:t>
+      </w:r>
+    </w:p>
+    <w:p>
+      <w:pPr>
+        <w:pStyle w:val="a3"/>
+        <w:numPr>
+          <w:ilvl w:val="1"/>
+          <w:numId w:val="4"/>
+        </w:numPr>
+        <w:ind w:leftChars="0"/>
+      </w:pPr>
+      <w:r>
+        <w:rPr>
+          <w:rFonts w:hint="eastAsia"/>
+        </w:rPr>
+        <w:t xml:space="preserve">이를 해결하기 위해 </w:t>
+      </w:r>
+      <w:proofErr w:type="spellStart"/>
+      <w:r>
+        <w:t>ServerSession</w:t>
+      </w:r>
+      <w:proofErr w:type="spellEnd"/>
+      <w:r>
+        <w:rPr>
+          <w:rFonts w:hint="eastAsia"/>
+        </w:rPr>
+        <w:t xml:space="preserve">에 </w:t>
+      </w:r>
+      <w:proofErr w:type="spellStart"/>
+      <w:r>
+        <w:t>pendingIo</w:t>
+      </w:r>
+      <w:proofErr w:type="spellEnd"/>
+      <w:r>
+        <w:t xml:space="preserve">_ </w:t>
+      </w:r>
+      <w:r>
+        <w:rPr>
+          <w:rFonts w:hint="eastAsia"/>
+        </w:rPr>
+        <w:t>카운터를 추가했다.</w:t>
+      </w:r>
+      <w:r>
+        <w:br/>
+      </w:r>
+      <w:proofErr w:type="spellStart"/>
+      <w:r>
+        <w:t>registerRecv</w:t>
+      </w:r>
+      <w:proofErr w:type="spellEnd"/>
+      <w:r>
+        <w:t>()</w:t>
+      </w:r>
+      <w:r>
+        <w:rPr>
+          <w:rFonts w:hint="eastAsia"/>
+        </w:rPr>
+        <w:t xml:space="preserve">와 </w:t>
+      </w:r>
+      <w:proofErr w:type="spellStart"/>
+      <w:r>
+        <w:t>registerSend</w:t>
+      </w:r>
+      <w:proofErr w:type="spellEnd"/>
+      <w:r>
+        <w:t>()</w:t>
+      </w:r>
       <w:r>
         <w:rPr>
           <w:rFonts w:hint="eastAsia"/>
         </w:rPr>
         <w:t xml:space="preserve">에서 </w:t>
       </w:r>
-      <w:proofErr w:type="spellStart"/>
-      <w:r>
-        <w:t>spawnTacticalGoblinEncounter</w:t>
-      </w:r>
-      <w:proofErr w:type="spellEnd"/>
-      <w:r>
-        <w:rPr>
-          <w:rFonts w:hint="eastAsia"/>
-        </w:rPr>
-        <w:t>를 호출하도록</w:t>
+      <w:r>
+        <w:t xml:space="preserve">I/O </w:t>
+      </w:r>
+      <w:r>
+        <w:rPr>
+          <w:rFonts w:hint="eastAsia"/>
+        </w:rPr>
+        <w:t xml:space="preserve">요청이 성공하거나 </w:t>
+      </w:r>
+      <w:r>
+        <w:t xml:space="preserve">pending </w:t>
+      </w:r>
+      <w:r>
+        <w:rPr>
+          <w:rFonts w:hint="eastAsia"/>
+        </w:rPr>
+        <w:t>상태가 되면</w:t>
       </w:r>
       <w:r>
         <w:br/>
@@ -2314,7 +2911,166 @@
         <w:rPr>
           <w:rFonts w:hint="eastAsia"/>
         </w:rPr>
-        <w:t>수정하여, 맵 진입과 동시에 전술 전투가 시작되도록 했다.</w:t>
+        <w:t>카운터를 증가시키고,</w:t>
+      </w:r>
+      <w:r>
+        <w:t xml:space="preserve"> completion callback</w:t>
+      </w:r>
+      <w:r>
+        <w:rPr>
+          <w:rFonts w:hint="eastAsia"/>
+        </w:rPr>
+        <w:t>에서는 종료 처리보다 먼저 카운터를 감소시키도록</w:t>
+      </w:r>
+      <w:r>
+        <w:br/>
+      </w:r>
+      <w:r>
+        <w:rPr>
+          <w:rFonts w:hint="eastAsia"/>
+        </w:rPr>
+        <w:t>수정했다.</w:t>
+      </w:r>
+    </w:p>
+    <w:p>
+      <w:pPr>
+        <w:pStyle w:val="a3"/>
+        <w:numPr>
+          <w:ilvl w:val="1"/>
+          <w:numId w:val="4"/>
+        </w:numPr>
+        <w:ind w:leftChars="0"/>
+      </w:pPr>
+      <w:r>
+        <w:rPr>
+          <w:rFonts w:hint="eastAsia"/>
+        </w:rPr>
+        <w:t xml:space="preserve">또한 </w:t>
+      </w:r>
+      <w:proofErr w:type="spellStart"/>
+      <w:r>
+        <w:t>closeAndDrain</w:t>
+      </w:r>
+      <w:proofErr w:type="spellEnd"/>
+      <w:r>
+        <w:t>()</w:t>
+      </w:r>
+      <w:r>
+        <w:rPr>
+          <w:rFonts w:hint="eastAsia"/>
+        </w:rPr>
+        <w:t xml:space="preserve">을 추가하여 소켓을 닫은 뒤 </w:t>
+      </w:r>
+      <w:proofErr w:type="spellStart"/>
+      <w:r>
+        <w:t>pendingIo</w:t>
+      </w:r>
+      <w:proofErr w:type="spellEnd"/>
+      <w:r>
+        <w:t>_</w:t>
+      </w:r>
+      <w:r>
+        <w:rPr>
+          <w:rFonts w:hint="eastAsia"/>
+        </w:rPr>
+        <w:t xml:space="preserve">가 </w:t>
+      </w:r>
+      <w:r>
+        <w:t>0</w:t>
+      </w:r>
+      <w:r>
+        <w:rPr>
+          <w:rFonts w:hint="eastAsia"/>
+        </w:rPr>
+        <w:t xml:space="preserve">이 될 때까지 </w:t>
+      </w:r>
+      <w:proofErr w:type="spellStart"/>
+      <w:r>
+        <w:t>SleepEx</w:t>
+      </w:r>
+      <w:proofErr w:type="spellEnd"/>
+      <w:r>
+        <w:t>()</w:t>
+      </w:r>
+      <w:proofErr w:type="spellStart"/>
+      <w:r>
+        <w:rPr>
+          <w:rFonts w:hint="eastAsia"/>
+        </w:rPr>
+        <w:t>를</w:t>
+      </w:r>
+      <w:proofErr w:type="spellEnd"/>
+      <w:r>
+        <w:br/>
+      </w:r>
+      <w:r>
+        <w:rPr>
+          <w:rFonts w:hint="eastAsia"/>
+        </w:rPr>
+        <w:t>호출하도록 했다.</w:t>
+      </w:r>
+      <w:r>
+        <w:br/>
+      </w:r>
+      <w:r>
+        <w:rPr>
+          <w:rFonts w:hint="eastAsia"/>
+        </w:rPr>
+        <w:t xml:space="preserve">이를 통해 취소된 </w:t>
+      </w:r>
+      <w:r>
+        <w:t>Overlapped I/O</w:t>
+      </w:r>
+      <w:r>
+        <w:rPr>
+          <w:rFonts w:hint="eastAsia"/>
+        </w:rPr>
+        <w:t xml:space="preserve">의 </w:t>
+      </w:r>
+      <w:r>
+        <w:t>completion routine</w:t>
+      </w:r>
+      <w:r>
+        <w:rPr>
+          <w:rFonts w:hint="eastAsia"/>
+        </w:rPr>
+        <w:t>을 종료 경로에서 명시적으로</w:t>
+      </w:r>
+      <w:r>
+        <w:br/>
+      </w:r>
+      <w:proofErr w:type="spellStart"/>
+      <w:r>
+        <w:rPr>
+          <w:rFonts w:hint="eastAsia"/>
+        </w:rPr>
+        <w:t>드레인했다</w:t>
+      </w:r>
+      <w:proofErr w:type="spellEnd"/>
+      <w:r>
+        <w:rPr>
+          <w:rFonts w:hint="eastAsia"/>
+        </w:rPr>
+        <w:t>.</w:t>
+      </w:r>
+      <w:r>
+        <w:br/>
+      </w:r>
+      <w:r>
+        <w:rPr>
+          <w:rFonts w:hint="eastAsia"/>
+        </w:rPr>
+        <w:lastRenderedPageBreak/>
+        <w:t xml:space="preserve">무한 대기를 방지하기 위해 </w:t>
+      </w:r>
+      <w:r>
+        <w:t xml:space="preserve">200ms </w:t>
+      </w:r>
+      <w:r>
+        <w:rPr>
+          <w:rFonts w:hint="eastAsia"/>
+        </w:rPr>
+        <w:t>가드도 추가했다.</w:t>
       </w:r>
     </w:p>
     <w:p>
@@ -2331,29 +3087,20 @@
           <w:rFonts w:hint="eastAsia"/>
           <w:b/>
         </w:rPr>
-        <w:t xml:space="preserve">런타임 </w:t>
+        <w:t xml:space="preserve">최종보스 패턴을 위한 </w:t>
       </w:r>
       <w:r>
         <w:rPr>
           <w:b/>
         </w:rPr>
-        <w:t xml:space="preserve">NPC </w:t>
-      </w:r>
-      <w:proofErr w:type="spellStart"/>
+        <w:t xml:space="preserve">Behavior Tree </w:t>
+      </w:r>
       <w:r>
         <w:rPr>
           <w:rFonts w:hint="eastAsia"/>
           <w:b/>
         </w:rPr>
-        <w:t>스폰</w:t>
-      </w:r>
-      <w:proofErr w:type="spellEnd"/>
-      <w:r>
-        <w:rPr>
-          <w:rFonts w:hint="eastAsia"/>
-          <w:b/>
-        </w:rPr>
-        <w:t xml:space="preserve"> 패킷 추가</w:t>
+        <w:t>구현</w:t>
       </w:r>
     </w:p>
     <w:p>
@@ -2369,48 +3116,42 @@
         <w:rPr>
           <w:rFonts w:hint="eastAsia"/>
         </w:rPr>
-        <w:t xml:space="preserve">기존 클라이언트는 방 입장 시점의 </w:t>
-      </w:r>
-      <w:proofErr w:type="spellStart"/>
-      <w:r>
-        <w:t>S_Enter</w:t>
-      </w:r>
-      <w:proofErr w:type="spellEnd"/>
-      <w:r>
-        <w:t xml:space="preserve"> </w:t>
-      </w:r>
-      <w:r>
-        <w:rPr>
-          <w:rFonts w:hint="eastAsia"/>
-        </w:rPr>
-        <w:t xml:space="preserve">패킷을 통해서만 </w:t>
-      </w:r>
-      <w:r>
-        <w:t xml:space="preserve">NPC </w:t>
-      </w:r>
-      <w:r>
-        <w:rPr>
-          <w:rFonts w:hint="eastAsia"/>
-        </w:rPr>
-        <w:t>객체를 생성했기 때문에,</w:t>
+        <w:t>일반</w:t>
+      </w:r>
+      <w:r>
+        <w:t xml:space="preserve"> NPC와 중간보스의 전투 로직은 FSM 구조만으로도 충분했지만,</w:t>
       </w:r>
       <w:r>
         <w:br/>
       </w:r>
       <w:r>
-        <w:rPr>
-          <w:rFonts w:hint="eastAsia"/>
-        </w:rPr>
-        <w:t xml:space="preserve">게임 도중 서버에서 동적으로 생성된 </w:t>
-      </w:r>
-      <w:r>
-        <w:t>NPC</w:t>
-      </w:r>
-      <w:r>
-        <w:rPr>
-          <w:rFonts w:hint="eastAsia"/>
-        </w:rPr>
-        <w:t>는 클라이언트에 표시되지 않았다.</w:t>
+        <w:t xml:space="preserve">최종보스는 피격 반응, </w:t>
+      </w:r>
+      <w:proofErr w:type="spellStart"/>
+      <w:r>
+        <w:t>페이즈</w:t>
+      </w:r>
+      <w:proofErr w:type="spellEnd"/>
+      <w:r>
+        <w:t xml:space="preserve"> 전환, 특수 패턴처럼 전투 중 우선적으로 처리해야 하는</w:t>
+      </w:r>
+      <w:r>
+        <w:br/>
+      </w:r>
+      <w:r>
+        <w:t>인터럽트가 계속 늘어나는 구조였다.</w:t>
+      </w:r>
+      <w:r>
+        <w:br/>
+      </w:r>
+      <w:r>
+        <w:t>FSM은 각 상태마다 이러한 예외 분기를 직접 처리해야 하므로, 패턴이 증가할수록</w:t>
+      </w:r>
+      <w:r>
+        <w:br/>
+      </w:r>
+      <w:r>
+        <w:t>상태 전이 관리가 급격히 복잡해진다.</w:t>
       </w:r>
     </w:p>
     <w:p>
@@ -2423,59 +3164,67 @@
         <w:ind w:leftChars="0"/>
       </w:pPr>
       <w:r>
-        <w:rPr>
-          <w:rFonts w:hint="eastAsia"/>
-        </w:rPr>
-        <w:t xml:space="preserve">이를 해결하기 위해 </w:t>
-      </w:r>
-      <w:proofErr w:type="spellStart"/>
-      <w:r>
-        <w:t>S_NpcSpawnBatch</w:t>
-      </w:r>
-      <w:proofErr w:type="spellEnd"/>
-      <w:r>
+        <w:t>이를 해결하기 위해 최종보스 전용 AI 구조로 Behavior Tree를 도입했다.</w:t>
+      </w:r>
+      <w:r>
+        <w:br/>
+        <w:t>Behavior Tree는 우선순위가 높은 조건과 행동을 상위 가지로 구성하고,</w:t>
+      </w:r>
+      <w:r>
+        <w:br/>
+        <w:t>새로운 패턴을 가지 형태로 덧붙이며 확장할 수 있어 복잡한 보스 패턴을</w:t>
+      </w:r>
+      <w:r>
+        <w:br/>
+        <w:t>더 유연하게 관리할 수 있다.</w:t>
+      </w:r>
+    </w:p>
+    <w:p>
+      <w:pPr>
+        <w:pStyle w:val="a3"/>
+        <w:numPr>
+          <w:ilvl w:val="0"/>
+          <w:numId w:val="4"/>
+        </w:numPr>
+        <w:ind w:leftChars="0"/>
+      </w:pPr>
+      <w:proofErr w:type="spellStart"/>
+      <w:r>
+        <w:rPr>
+          <w:rFonts w:hint="eastAsia"/>
+          <w:b/>
+        </w:rPr>
+        <w:t>그랜드밤</w:t>
+      </w:r>
+      <w:proofErr w:type="spellEnd"/>
+      <w:r>
+        <w:rPr>
+          <w:rFonts w:hint="eastAsia"/>
+          <w:b/>
+        </w:rPr>
+        <w:t>,</w:t>
+      </w:r>
+      <w:r>
+        <w:rPr>
+          <w:b/>
+        </w:rPr>
         <w:t xml:space="preserve"> </w:t>
       </w:r>
-      <w:r>
-        <w:rPr>
-          <w:rFonts w:hint="eastAsia"/>
-        </w:rPr>
-        <w:t>패킷을 추가하고,</w:t>
-      </w:r>
-      <w:r>
-        <w:t xml:space="preserve"> </w:t>
-      </w:r>
-      <w:proofErr w:type="spellStart"/>
-      <w:r>
-        <w:t>ObjectInfo</w:t>
-      </w:r>
-      <w:proofErr w:type="spellEnd"/>
-      <w:r>
-        <w:t xml:space="preserve"> </w:t>
-      </w:r>
-      <w:r>
-        <w:rPr>
-          <w:rFonts w:hint="eastAsia"/>
-        </w:rPr>
-        <w:t>목록을 전송하여</w:t>
-      </w:r>
-      <w:r>
-        <w:br/>
-      </w:r>
-      <w:r>
-        <w:rPr>
-          <w:rFonts w:hint="eastAsia"/>
-        </w:rPr>
-        <w:t xml:space="preserve">런타임에 생성된 전술 </w:t>
-      </w:r>
-      <w:r>
-        <w:t>NPC</w:t>
-      </w:r>
-      <w:r>
-        <w:rPr>
-          <w:rFonts w:hint="eastAsia"/>
-        </w:rPr>
-        <w:t>를 클라이언트가 생성할 수 있도록 했다.</w:t>
+      <w:proofErr w:type="spellStart"/>
+      <w:r>
+        <w:rPr>
+          <w:rFonts w:hint="eastAsia"/>
+          <w:b/>
+        </w:rPr>
+        <w:t>이시스</w:t>
+      </w:r>
+      <w:proofErr w:type="spellEnd"/>
+      <w:r>
+        <w:rPr>
+          <w:rFonts w:hint="eastAsia"/>
+          <w:b/>
+        </w:rPr>
+        <w:t xml:space="preserve"> 전술 전투 로직 포팅</w:t>
       </w:r>
     </w:p>
     <w:p>
@@ -2491,70 +3240,77 @@
         <w:rPr>
           <w:rFonts w:hint="eastAsia"/>
         </w:rPr>
-        <w:t xml:space="preserve">또한 늦게 접속한 플레이어를 위해 </w:t>
-      </w:r>
-      <w:proofErr w:type="gramStart"/>
-      <w:r>
-        <w:t>Room::</w:t>
-      </w:r>
-      <w:proofErr w:type="gramEnd"/>
-      <w:r>
-        <w:t>enter</w:t>
-      </w:r>
-      <w:r>
-        <w:rPr>
-          <w:rFonts w:hint="eastAsia"/>
-        </w:rPr>
-        <w:t xml:space="preserve">의 초기 스냅샷에도 이미 </w:t>
-      </w:r>
-      <w:proofErr w:type="spellStart"/>
-      <w:r>
-        <w:rPr>
-          <w:rFonts w:hint="eastAsia"/>
-        </w:rPr>
-        <w:t>스폰된</w:t>
-      </w:r>
-      <w:proofErr w:type="spellEnd"/>
-      <w:r>
-        <w:rPr>
-          <w:rFonts w:hint="eastAsia"/>
-        </w:rPr>
-        <w:t xml:space="preserve"> 전술 </w:t>
-      </w:r>
-      <w:r>
-        <w:t>NPC</w:t>
-      </w:r>
-      <w:r>
-        <w:rPr>
-          <w:rFonts w:hint="eastAsia"/>
-        </w:rPr>
-        <w:t>와</w:t>
-      </w:r>
-      <w:r>
-        <w:br/>
-      </w:r>
-      <w:r>
-        <w:rPr>
-          <w:rFonts w:hint="eastAsia"/>
-        </w:rPr>
-        <w:t>보스를 포함했다.</w:t>
-      </w:r>
-    </w:p>
-    <w:p>
-      <w:pPr>
-        <w:pStyle w:val="a3"/>
-        <w:numPr>
-          <w:ilvl w:val="0"/>
-          <w:numId w:val="4"/>
-        </w:numPr>
-        <w:ind w:leftChars="0"/>
-      </w:pPr>
-      <w:r>
-        <w:rPr>
-          <w:rFonts w:hint="eastAsia"/>
-          <w:b/>
-        </w:rPr>
-        <w:t>전술 대형 전환 안정화</w:t>
+        <w:t xml:space="preserve">기존에 </w:t>
+      </w:r>
+      <w:proofErr w:type="spellStart"/>
+      <w:r>
+        <w:rPr>
+          <w:rFonts w:hint="eastAsia"/>
+        </w:rPr>
+        <w:t>구현해두었던</w:t>
+      </w:r>
+      <w:proofErr w:type="spellEnd"/>
+      <w:r>
+        <w:rPr>
+          <w:rFonts w:hint="eastAsia"/>
+        </w:rPr>
+        <w:t xml:space="preserve"> </w:t>
+      </w:r>
+      <w:proofErr w:type="spellStart"/>
+      <w:r>
+        <w:rPr>
+          <w:rFonts w:hint="eastAsia"/>
+        </w:rPr>
+        <w:t>그랜드밤과</w:t>
+      </w:r>
+      <w:proofErr w:type="spellEnd"/>
+      <w:r>
+        <w:rPr>
+          <w:rFonts w:hint="eastAsia"/>
+        </w:rPr>
+        <w:t xml:space="preserve"> </w:t>
+      </w:r>
+      <w:proofErr w:type="spellStart"/>
+      <w:r>
+        <w:rPr>
+          <w:rFonts w:hint="eastAsia"/>
+        </w:rPr>
+        <w:t>이시스</w:t>
+      </w:r>
+      <w:proofErr w:type="spellEnd"/>
+      <w:r>
+        <w:rPr>
+          <w:rFonts w:hint="eastAsia"/>
+        </w:rPr>
+        <w:t xml:space="preserve"> 전술 전투 로직을 실제 </w:t>
+      </w:r>
+      <w:proofErr w:type="spellStart"/>
+      <w:r>
+        <w:rPr>
+          <w:rFonts w:hint="eastAsia"/>
+        </w:rPr>
+        <w:t>인게임</w:t>
+      </w:r>
+      <w:proofErr w:type="spellEnd"/>
+      <w:r>
+        <w:rPr>
+          <w:rFonts w:hint="eastAsia"/>
+        </w:rPr>
+        <w:t xml:space="preserve"> 환경에 맞게 </w:t>
+      </w:r>
+      <w:proofErr w:type="spellStart"/>
+      <w:r>
+        <w:rPr>
+          <w:rFonts w:hint="eastAsia"/>
+        </w:rPr>
+        <w:t>포팅했다</w:t>
+      </w:r>
+      <w:proofErr w:type="spellEnd"/>
+      <w:r>
+        <w:rPr>
+          <w:rFonts w:hint="eastAsia"/>
+        </w:rPr>
+        <w:t>.</w:t>
       </w:r>
     </w:p>
     <w:p>
@@ -2570,826 +3326,21 @@
         <w:rPr>
           <w:rFonts w:hint="eastAsia"/>
         </w:rPr>
-        <w:t>전술 전투는 리더가 분대에 명령을 내리고,</w:t>
-      </w:r>
-      <w:r>
-        <w:t xml:space="preserve"> </w:t>
-      </w:r>
-      <w:r>
-        <w:rPr>
-          <w:rFonts w:hint="eastAsia"/>
-        </w:rPr>
-        <w:t xml:space="preserve">분대가 개별 </w:t>
-      </w:r>
-      <w:r>
-        <w:t>NPC</w:t>
-      </w:r>
-      <w:r>
-        <w:rPr>
-          <w:rFonts w:hint="eastAsia"/>
-        </w:rPr>
-        <w:t>에게 명령을 전달하는 계층 구조이다.</w:t>
-      </w:r>
-      <w:r>
-        <w:br/>
-      </w:r>
-      <w:r>
-        <w:rPr>
-          <w:rFonts w:hint="eastAsia"/>
-        </w:rPr>
-        <w:t xml:space="preserve">그러나 서버 포팅 과정에서 업데이트 순서가 </w:t>
-      </w:r>
-      <w:r>
-        <w:t>NPC -&gt; Squad -&gt; Leader</w:t>
-      </w:r>
-      <w:r>
-        <w:rPr>
-          <w:rFonts w:hint="eastAsia"/>
-        </w:rPr>
-        <w:t>로 실행되어 명령 전파가</w:t>
-      </w:r>
-      <w:r>
-        <w:br/>
-      </w:r>
-      <w:r>
-        <w:rPr>
-          <w:rFonts w:hint="eastAsia"/>
-        </w:rPr>
-        <w:t>지연되고,</w:t>
-      </w:r>
-      <w:r>
-        <w:t xml:space="preserve"> </w:t>
-      </w:r>
-      <w:r>
-        <w:rPr>
-          <w:rFonts w:hint="eastAsia"/>
-        </w:rPr>
-        <w:t>대형이 완성되기 전에 다음 전술 단계로 넘어가는 문제가 발생했다.</w:t>
-      </w:r>
-    </w:p>
-    <w:p>
-      <w:pPr>
-        <w:pStyle w:val="a3"/>
-        <w:numPr>
-          <w:ilvl w:val="1"/>
-          <w:numId w:val="4"/>
-        </w:numPr>
-        <w:ind w:leftChars="0"/>
-      </w:pPr>
-      <w:r>
-        <w:rPr>
-          <w:rFonts w:hint="eastAsia"/>
-        </w:rPr>
-        <w:t xml:space="preserve">이를 원본 시뮬레이터 구조와 동일하게 </w:t>
-      </w:r>
-      <w:r>
-        <w:t>Leader -&gt; Squad -&gt; N</w:t>
-      </w:r>
-      <w:r>
-        <w:rPr>
-          <w:rFonts w:hint="eastAsia"/>
-        </w:rPr>
-        <w:t>P</w:t>
-      </w:r>
-      <w:r>
-        <w:t xml:space="preserve">C </w:t>
-      </w:r>
-      <w:r>
-        <w:rPr>
-          <w:rFonts w:hint="eastAsia"/>
-        </w:rPr>
-        <w:t>순서로 복원하여,</w:t>
-      </w:r>
-      <w:r>
-        <w:t xml:space="preserve"> </w:t>
-      </w:r>
-      <w:r>
-        <w:rPr>
-          <w:rFonts w:hint="eastAsia"/>
-        </w:rPr>
-        <w:t>리더의</w:t>
-      </w:r>
-      <w:r>
-        <w:br/>
-      </w:r>
-      <w:r>
-        <w:rPr>
-          <w:rFonts w:hint="eastAsia"/>
-        </w:rPr>
-        <w:t xml:space="preserve">명령이 같은 </w:t>
-      </w:r>
-      <w:proofErr w:type="spellStart"/>
-      <w:r>
-        <w:rPr>
-          <w:rFonts w:hint="eastAsia"/>
-        </w:rPr>
-        <w:t>틱에</w:t>
-      </w:r>
-      <w:proofErr w:type="spellEnd"/>
-      <w:r>
-        <w:rPr>
-          <w:rFonts w:hint="eastAsia"/>
-        </w:rPr>
-        <w:t xml:space="preserve"> 하위 객체까지 전파되도록 수정했다.</w:t>
-      </w:r>
-    </w:p>
-    <w:p>
-      <w:pPr>
-        <w:pStyle w:val="a3"/>
-        <w:numPr>
-          <w:ilvl w:val="1"/>
-          <w:numId w:val="4"/>
-        </w:numPr>
-        <w:ind w:leftChars="0"/>
-      </w:pPr>
-      <w:r>
-        <w:rPr>
-          <w:rFonts w:hint="eastAsia"/>
-        </w:rPr>
-        <w:t xml:space="preserve">또한 실제 </w:t>
-      </w:r>
-      <w:proofErr w:type="spellStart"/>
-      <w:r>
-        <w:rPr>
-          <w:rFonts w:hint="eastAsia"/>
-        </w:rPr>
-        <w:t>맵의</w:t>
-      </w:r>
-      <w:proofErr w:type="spellEnd"/>
-      <w:r>
-        <w:rPr>
-          <w:rFonts w:hint="eastAsia"/>
-        </w:rPr>
-        <w:t xml:space="preserve"> 지형 높낮이 때문에 </w:t>
-      </w:r>
-      <w:r>
-        <w:t xml:space="preserve">3D </w:t>
-      </w:r>
-      <w:r>
-        <w:rPr>
-          <w:rFonts w:hint="eastAsia"/>
-        </w:rPr>
-        <w:t>거리 기반 슬롯 도착 판정이 잘못되는 문제가 있었다.</w:t>
-      </w:r>
-      <w:r>
-        <w:br/>
-      </w:r>
-      <w:r>
-        <w:lastRenderedPageBreak/>
-        <w:t>NPC</w:t>
-      </w:r>
-      <w:r>
-        <w:rPr>
-          <w:rFonts w:hint="eastAsia"/>
-        </w:rPr>
-        <w:t xml:space="preserve">는 지형 높이에 붙어 있지만 전술 슬롯은 </w:t>
-      </w:r>
-      <w:r>
-        <w:t xml:space="preserve">XZ </w:t>
-      </w:r>
-      <w:r>
-        <w:rPr>
-          <w:rFonts w:hint="eastAsia"/>
-        </w:rPr>
-        <w:t>평면 기준으로 계산되므로</w:t>
-      </w:r>
-      <w:r>
-        <w:t xml:space="preserve">, </w:t>
-      </w:r>
-      <w:r>
-        <w:rPr>
-          <w:rFonts w:hint="eastAsia"/>
-        </w:rPr>
-        <w:t>도착 판정을</w:t>
-      </w:r>
-      <w:r>
-        <w:br/>
-        <w:t xml:space="preserve">XZ </w:t>
-      </w:r>
-      <w:r>
-        <w:rPr>
-          <w:rFonts w:hint="eastAsia"/>
-        </w:rPr>
-        <w:t>거리 기준으로 변경했다.</w:t>
-      </w:r>
-    </w:p>
-    <w:p>
-      <w:pPr>
-        <w:pStyle w:val="a3"/>
-        <w:numPr>
-          <w:ilvl w:val="0"/>
-          <w:numId w:val="4"/>
-        </w:numPr>
-        <w:ind w:leftChars="0"/>
-      </w:pPr>
-      <w:r>
-        <w:rPr>
-          <w:rFonts w:hint="eastAsia"/>
-          <w:b/>
-        </w:rPr>
-        <w:t>쐐기 전술 재설계</w:t>
-      </w:r>
-    </w:p>
-    <w:p>
-      <w:pPr>
-        <w:pStyle w:val="a3"/>
-        <w:numPr>
-          <w:ilvl w:val="1"/>
-          <w:numId w:val="4"/>
-        </w:numPr>
-        <w:ind w:leftChars="0"/>
-      </w:pPr>
-      <w:r>
-        <w:rPr>
-          <w:rFonts w:hint="eastAsia"/>
-        </w:rPr>
-        <w:t>기존 쐐기 전술이 실제 인게임에서 전술 의도가 명확하게 드러나지 않아 재설계했다.</w:t>
-      </w:r>
-    </w:p>
-    <w:p>
-      <w:pPr>
-        <w:pStyle w:val="a3"/>
-        <w:numPr>
-          <w:ilvl w:val="1"/>
-          <w:numId w:val="4"/>
-        </w:numPr>
-        <w:ind w:leftChars="0"/>
-      </w:pPr>
-      <w:r>
-        <w:rPr>
-          <w:rFonts w:hint="eastAsia"/>
-        </w:rPr>
-        <w:t>쐐기 전술에서</w:t>
-      </w:r>
-      <w:r>
-        <w:t xml:space="preserve"> </w:t>
-      </w:r>
-      <w:r>
-        <w:rPr>
-          <w:rFonts w:hint="eastAsia"/>
-        </w:rPr>
-        <w:t xml:space="preserve">좌우 </w:t>
-      </w:r>
-      <w:proofErr w:type="spellStart"/>
-      <w:r>
-        <w:rPr>
-          <w:rFonts w:hint="eastAsia"/>
-        </w:rPr>
-        <w:t>차단선</w:t>
-      </w:r>
-      <w:proofErr w:type="spellEnd"/>
-      <w:r>
-        <w:rPr>
-          <w:rFonts w:hint="eastAsia"/>
-        </w:rPr>
-        <w:t xml:space="preserve"> </w:t>
-      </w:r>
-      <w:r>
-        <w:t>NPC</w:t>
-      </w:r>
-      <w:r>
-        <w:rPr>
-          <w:rFonts w:hint="eastAsia"/>
-        </w:rPr>
-        <w:t xml:space="preserve">가 플레이어의 이동을 제한하도록 </w:t>
-      </w:r>
-      <w:r>
-        <w:t xml:space="preserve">barrier </w:t>
-      </w:r>
-      <w:r>
-        <w:rPr>
-          <w:rFonts w:hint="eastAsia"/>
-        </w:rPr>
-        <w:t>기믹을 구현했다.</w:t>
-      </w:r>
-      <w:r>
-        <w:br/>
-      </w:r>
-      <w:r>
-        <w:rPr>
-          <w:rFonts w:hint="eastAsia"/>
-        </w:rPr>
-        <w:t xml:space="preserve">하지만 초기에는 </w:t>
-      </w:r>
-      <w:proofErr w:type="spellStart"/>
-      <w:r>
-        <w:rPr>
-          <w:rFonts w:hint="eastAsia"/>
-        </w:rPr>
-        <w:t>차단선</w:t>
-      </w:r>
-      <w:proofErr w:type="spellEnd"/>
-      <w:r>
-        <w:rPr>
-          <w:rFonts w:hint="eastAsia"/>
-        </w:rPr>
-        <w:t xml:space="preserve"> </w:t>
-      </w:r>
-      <w:r>
-        <w:t>NPC</w:t>
-      </w:r>
-      <w:r>
-        <w:rPr>
-          <w:rFonts w:hint="eastAsia"/>
-        </w:rPr>
-        <w:t>가 시각적으로만 배치되어 플레이어가 그대로 통과할 수 있었기</w:t>
-      </w:r>
-      <w:r>
-        <w:br/>
-      </w:r>
-      <w:r>
-        <w:rPr>
-          <w:rFonts w:hint="eastAsia"/>
-        </w:rPr>
-        <w:t>때문에,</w:t>
-      </w:r>
-      <w:r>
-        <w:t xml:space="preserve"> </w:t>
-      </w:r>
-      <w:r>
-        <w:rPr>
-          <w:rFonts w:hint="eastAsia"/>
-        </w:rPr>
-        <w:t xml:space="preserve">서버에서 </w:t>
-      </w:r>
-      <w:proofErr w:type="spellStart"/>
-      <w:r>
-        <w:rPr>
-          <w:rFonts w:hint="eastAsia"/>
-        </w:rPr>
-        <w:t>차단선</w:t>
-      </w:r>
-      <w:proofErr w:type="spellEnd"/>
-      <w:r>
-        <w:rPr>
-          <w:rFonts w:hint="eastAsia"/>
-        </w:rPr>
-        <w:t xml:space="preserve"> </w:t>
-      </w:r>
-      <w:r>
-        <w:t>NPC</w:t>
-      </w:r>
-      <w:r>
-        <w:rPr>
-          <w:rFonts w:hint="eastAsia"/>
-        </w:rPr>
-        <w:t xml:space="preserve">의 </w:t>
-      </w:r>
-      <w:r>
-        <w:t xml:space="preserve">barrier </w:t>
-      </w:r>
-      <w:r>
-        <w:rPr>
-          <w:rFonts w:hint="eastAsia"/>
-        </w:rPr>
-        <w:t xml:space="preserve">상태를 클라이언트에 전달하는 </w:t>
-      </w:r>
-      <w:proofErr w:type="spellStart"/>
-      <w:r>
-        <w:t>S_NpcBarrier</w:t>
-      </w:r>
-      <w:proofErr w:type="spellEnd"/>
-      <w:r>
-        <w:t xml:space="preserve"> </w:t>
-      </w:r>
-      <w:r>
-        <w:rPr>
-          <w:rFonts w:hint="eastAsia"/>
-        </w:rPr>
-        <w:t>패킷을</w:t>
-      </w:r>
-      <w:r>
-        <w:br/>
-      </w:r>
-      <w:r>
-        <w:rPr>
-          <w:rFonts w:hint="eastAsia"/>
-        </w:rPr>
-        <w:t>추가했다.</w:t>
-      </w:r>
-    </w:p>
-    <w:p>
-      <w:pPr>
-        <w:pStyle w:val="a3"/>
-        <w:numPr>
-          <w:ilvl w:val="1"/>
-          <w:numId w:val="4"/>
-        </w:numPr>
-        <w:ind w:leftChars="0"/>
-      </w:pPr>
-      <w:r>
-        <w:rPr>
-          <w:rFonts w:hint="eastAsia"/>
-        </w:rPr>
-        <w:t xml:space="preserve">클라이언트에서는 </w:t>
-      </w:r>
-      <w:r>
-        <w:t xml:space="preserve">barrier </w:t>
-      </w:r>
-      <w:r>
-        <w:rPr>
-          <w:rFonts w:hint="eastAsia"/>
-        </w:rPr>
-        <w:t xml:space="preserve">상태인 </w:t>
-      </w:r>
-      <w:r>
-        <w:t>NPC</w:t>
-      </w:r>
-      <w:r>
-        <w:rPr>
-          <w:rFonts w:hint="eastAsia"/>
-        </w:rPr>
-        <w:t xml:space="preserve">를 기준으로 플레이어 위치를 보정하는 </w:t>
-      </w:r>
-      <w:r>
-        <w:t>position-split</w:t>
-      </w:r>
-      <w:r>
-        <w:br/>
-      </w:r>
-      <w:r>
-        <w:rPr>
-          <w:rFonts w:hint="eastAsia"/>
-        </w:rPr>
-        <w:t>방식의 충돌 처리를 구현했다.</w:t>
-      </w:r>
-      <w:r>
-        <w:t xml:space="preserve"> </w:t>
-      </w:r>
-      <w:r>
-        <w:rPr>
-          <w:rFonts w:hint="eastAsia"/>
-        </w:rPr>
-        <w:t xml:space="preserve">물리 </w:t>
-      </w:r>
-      <w:proofErr w:type="spellStart"/>
-      <w:r>
-        <w:rPr>
-          <w:rFonts w:hint="eastAsia"/>
-        </w:rPr>
-        <w:t>솔버를</w:t>
-      </w:r>
-      <w:proofErr w:type="spellEnd"/>
-      <w:r>
-        <w:rPr>
-          <w:rFonts w:hint="eastAsia"/>
-        </w:rPr>
-        <w:t xml:space="preserve"> 사용하지 않고 위치 기반으로 분리했기 때문에</w:t>
-      </w:r>
-      <w:r>
-        <w:br/>
-      </w:r>
-      <w:r>
-        <w:rPr>
-          <w:rFonts w:hint="eastAsia"/>
-        </w:rPr>
-        <w:t>튕김이나 진동 없이 안정적으로 플레이어를 막을 수 있었다.</w:t>
-      </w:r>
-    </w:p>
-    <w:p>
-      <w:pPr>
-        <w:pStyle w:val="a3"/>
-        <w:numPr>
-          <w:ilvl w:val="1"/>
-          <w:numId w:val="4"/>
-        </w:numPr>
-        <w:ind w:leftChars="0"/>
-      </w:pPr>
-      <w:r>
-        <w:rPr>
-          <w:rFonts w:hint="eastAsia"/>
-        </w:rPr>
         <w:t xml:space="preserve">또한 </w:t>
       </w:r>
-      <w:r>
-        <w:t xml:space="preserve">barrier NPC </w:t>
-      </w:r>
-      <w:r>
-        <w:rPr>
-          <w:rFonts w:hint="eastAsia"/>
-        </w:rPr>
-        <w:t xml:space="preserve">사이의 틈을 줄이기 위해 가까운 </w:t>
-      </w:r>
-      <w:r>
-        <w:t xml:space="preserve">NPC </w:t>
-      </w:r>
-      <w:r>
-        <w:rPr>
-          <w:rFonts w:hint="eastAsia"/>
-        </w:rPr>
-        <w:t>쌍을 선분 캡슐 형태로 연결하여</w:t>
-      </w:r>
-      <w:r>
-        <w:br/>
-      </w:r>
-      <w:r>
-        <w:rPr>
-          <w:rFonts w:hint="eastAsia"/>
-        </w:rPr>
-        <w:t>연속된 벽처럼 처리했다.</w:t>
-      </w:r>
-      <w:r>
-        <w:t xml:space="preserve"> </w:t>
-      </w:r>
-      <w:r>
-        <w:rPr>
-          <w:rFonts w:hint="eastAsia"/>
-        </w:rPr>
-        <w:t>죽은</w:t>
-      </w:r>
-      <w:r>
-        <w:t xml:space="preserve"> NPC</w:t>
-      </w:r>
-      <w:r>
-        <w:rPr>
-          <w:rFonts w:hint="eastAsia"/>
-        </w:rPr>
-        <w:t xml:space="preserve">는 </w:t>
-      </w:r>
-      <w:r>
-        <w:t xml:space="preserve">barrier </w:t>
-      </w:r>
-      <w:r>
-        <w:rPr>
-          <w:rFonts w:hint="eastAsia"/>
-        </w:rPr>
-        <w:t>계산에서 제외되므로,</w:t>
-      </w:r>
-      <w:r>
-        <w:t xml:space="preserve"> </w:t>
-      </w:r>
-      <w:r>
-        <w:rPr>
-          <w:rFonts w:hint="eastAsia"/>
-        </w:rPr>
-        <w:t xml:space="preserve">플레이어가 </w:t>
-      </w:r>
-      <w:proofErr w:type="spellStart"/>
-      <w:r>
-        <w:rPr>
-          <w:rFonts w:hint="eastAsia"/>
-        </w:rPr>
-        <w:t>차단선</w:t>
-      </w:r>
-      <w:proofErr w:type="spellEnd"/>
-      <w:r>
-        <w:rPr>
-          <w:rFonts w:hint="eastAsia"/>
-        </w:rPr>
-        <w:t xml:space="preserve"> </w:t>
-      </w:r>
-      <w:r>
-        <w:t>NPC</w:t>
-      </w:r>
-      <w:r>
-        <w:rPr>
-          <w:rFonts w:hint="eastAsia"/>
-        </w:rPr>
-        <w:t>를</w:t>
-      </w:r>
-      <w:r>
-        <w:br/>
-      </w:r>
-      <w:r>
-        <w:rPr>
-          <w:rFonts w:hint="eastAsia"/>
-        </w:rPr>
-        <w:t>처치하면 그 위치에 탈출구가 생기는 구조가 되었다.</w:t>
-      </w:r>
-    </w:p>
-    <w:p>
-      <w:pPr>
-        <w:pStyle w:val="a3"/>
-        <w:numPr>
-          <w:ilvl w:val="0"/>
-          <w:numId w:val="4"/>
-        </w:numPr>
-        <w:ind w:leftChars="0"/>
-      </w:pPr>
-      <w:r>
-        <w:rPr>
-          <w:rFonts w:hint="eastAsia"/>
-          <w:b/>
-        </w:rPr>
-        <w:t>전술 전투 내의 N</w:t>
-      </w:r>
-      <w:r>
-        <w:rPr>
-          <w:b/>
-        </w:rPr>
-        <w:t xml:space="preserve">PC </w:t>
-      </w:r>
-      <w:r>
-        <w:rPr>
-          <w:rFonts w:hint="eastAsia"/>
-          <w:b/>
-        </w:rPr>
-        <w:t>공격권 예약 및 분대 교전 시 타깃 배정 안정화</w:t>
-      </w:r>
-    </w:p>
-    <w:p>
-      <w:pPr>
-        <w:pStyle w:val="a3"/>
-        <w:numPr>
-          <w:ilvl w:val="1"/>
-          <w:numId w:val="4"/>
-        </w:numPr>
-        <w:ind w:leftChars="0"/>
-      </w:pPr>
-      <w:r>
-        <w:rPr>
-          <w:rFonts w:hint="eastAsia"/>
-        </w:rPr>
-        <w:t>T</w:t>
-      </w:r>
-      <w:r>
-        <w:t>actical NPC</w:t>
-      </w:r>
-      <w:r>
-        <w:rPr>
-          <w:rFonts w:hint="eastAsia"/>
-        </w:rPr>
-        <w:t>의 공격권 예약 방식을 개선했다.</w:t>
-      </w:r>
-      <w:r>
-        <w:br/>
-      </w:r>
-      <w:r>
-        <w:rPr>
-          <w:rFonts w:hint="eastAsia"/>
-        </w:rPr>
-        <w:t xml:space="preserve">기존에는 선착순으로 공격 슬롯을 점유하여 멀리 있는 </w:t>
-      </w:r>
-      <w:r>
-        <w:t>NPC</w:t>
-      </w:r>
-      <w:r>
-        <w:rPr>
-          <w:rFonts w:hint="eastAsia"/>
-        </w:rPr>
-        <w:t>가 먼저 공격권을 가져가는 문제가</w:t>
-      </w:r>
-      <w:r>
-        <w:br/>
-      </w:r>
-      <w:r>
-        <w:rPr>
-          <w:rFonts w:hint="eastAsia"/>
-        </w:rPr>
-        <w:t>있었고,</w:t>
-      </w:r>
-      <w:r>
-        <w:t xml:space="preserve"> </w:t>
-      </w:r>
-      <w:r>
-        <w:rPr>
-          <w:rFonts w:hint="eastAsia"/>
-        </w:rPr>
-        <w:t xml:space="preserve">예약이 끊긴 </w:t>
-      </w:r>
-      <w:r>
-        <w:t>NPC</w:t>
-      </w:r>
-      <w:r>
-        <w:rPr>
-          <w:rFonts w:hint="eastAsia"/>
-        </w:rPr>
-        <w:t>가 즉시 재예약을 시도해 상태가 흔들리는 현상(</w:t>
-      </w:r>
-      <w:r>
-        <w:t>chase &lt;-&gt; pressure wait)</w:t>
-      </w:r>
-      <w:r>
-        <w:br/>
-      </w:r>
-      <w:r>
-        <w:rPr>
-          <w:rFonts w:hint="eastAsia"/>
-        </w:rPr>
-        <w:t>이 있었다.</w:t>
-      </w:r>
-    </w:p>
-    <w:p>
-      <w:pPr>
-        <w:pStyle w:val="a3"/>
-        <w:numPr>
-          <w:ilvl w:val="1"/>
-          <w:numId w:val="4"/>
-        </w:numPr>
-        <w:ind w:leftChars="0"/>
-      </w:pPr>
-      <w:r>
-        <w:rPr>
-          <w:rFonts w:hint="eastAsia"/>
-        </w:rPr>
-        <w:t xml:space="preserve">이를 거리 기반 우선순위와 </w:t>
-      </w:r>
-      <w:proofErr w:type="spellStart"/>
-      <w:r>
-        <w:rPr>
-          <w:rFonts w:hint="eastAsia"/>
-        </w:rPr>
-        <w:t>재예약</w:t>
-      </w:r>
-      <w:proofErr w:type="spellEnd"/>
-      <w:r>
-        <w:rPr>
-          <w:rFonts w:hint="eastAsia"/>
-        </w:rPr>
-        <w:t xml:space="preserve"> 제한 조건 기반으로 변경하여 가까운 </w:t>
-      </w:r>
-      <w:r>
-        <w:t>NPC</w:t>
-      </w:r>
-      <w:r>
-        <w:rPr>
-          <w:rFonts w:hint="eastAsia"/>
-        </w:rPr>
-        <w:t>가</w:t>
-      </w:r>
-      <w:r>
-        <w:br/>
-      </w:r>
-      <w:r>
-        <w:rPr>
-          <w:rFonts w:hint="eastAsia"/>
-        </w:rPr>
-        <w:t>우선 공격권을 얻도록 하고,</w:t>
-      </w:r>
-      <w:r>
-        <w:t xml:space="preserve"> </w:t>
-      </w:r>
-      <w:r>
-        <w:rPr>
-          <w:rFonts w:hint="eastAsia"/>
-        </w:rPr>
-        <w:t xml:space="preserve">예약에서 밀린 </w:t>
-      </w:r>
-      <w:r>
-        <w:t>NPC</w:t>
-      </w:r>
-      <w:r>
-        <w:rPr>
-          <w:rFonts w:hint="eastAsia"/>
-        </w:rPr>
-        <w:t>는 일정 거리 이상 접근하기 전까지</w:t>
-      </w:r>
-      <w:r>
-        <w:br/>
-      </w:r>
-      <w:r>
-        <w:rPr>
-          <w:rFonts w:hint="eastAsia"/>
-        </w:rPr>
-        <w:t>재예약을 제한했다.</w:t>
-      </w:r>
-    </w:p>
-    <w:p>
-      <w:pPr>
-        <w:pStyle w:val="a3"/>
-        <w:numPr>
-          <w:ilvl w:val="1"/>
-          <w:numId w:val="4"/>
-        </w:numPr>
-        <w:ind w:leftChars="0"/>
-      </w:pPr>
-      <w:r>
-        <w:rPr>
-          <w:rFonts w:hint="eastAsia"/>
-        </w:rPr>
-        <w:t>또한 분대별 교전 타깃을 전술 단계 동안 유지하도록 하여,</w:t>
-      </w:r>
-      <w:r>
-        <w:t xml:space="preserve"> </w:t>
-      </w:r>
-      <w:r>
-        <w:rPr>
-          <w:rFonts w:hint="eastAsia"/>
-        </w:rPr>
-        <w:t xml:space="preserve">분대 명령이 매 </w:t>
-      </w:r>
-      <w:proofErr w:type="spellStart"/>
-      <w:r>
-        <w:rPr>
-          <w:rFonts w:hint="eastAsia"/>
-        </w:rPr>
-        <w:t>틱</w:t>
-      </w:r>
-      <w:proofErr w:type="spellEnd"/>
-      <w:r>
-        <w:rPr>
-          <w:rFonts w:hint="eastAsia"/>
-        </w:rPr>
-        <w:t xml:space="preserve"> 흔들리거나</w:t>
-      </w:r>
-      <w:r>
-        <w:br/>
-      </w:r>
-      <w:r>
-        <w:rPr>
-          <w:rFonts w:hint="eastAsia"/>
-        </w:rPr>
-        <w:t>중복 발행되는 문제를 줄였다.</w:t>
+      <w:proofErr w:type="spellStart"/>
+      <w:r>
+        <w:rPr>
+          <w:rFonts w:hint="eastAsia"/>
+        </w:rPr>
+        <w:t>인게임</w:t>
+      </w:r>
+      <w:proofErr w:type="spellEnd"/>
+      <w:r>
+        <w:rPr>
+          <w:rFonts w:hint="eastAsia"/>
+        </w:rPr>
+        <w:t xml:space="preserve"> 테스트를 통해 전투 상황에서 어색한 부분을 수정했다.</w:t>
       </w:r>
     </w:p>
     <w:p>
@@ -3724,6 +3675,7 @@
                 <w:szCs w:val="20"/>
               </w:rPr>
             </w:pPr>
+            <w:proofErr w:type="spellStart"/>
             <w:r>
               <w:rPr>
                 <w:rFonts w:hint="eastAsia"/>
@@ -3731,7 +3683,17 @@
                 <w:bCs/>
                 <w:szCs w:val="20"/>
               </w:rPr>
-              <w:t xml:space="preserve">장명운: </w:t>
+              <w:t>장명운</w:t>
+            </w:r>
+            <w:proofErr w:type="spellEnd"/>
+            <w:r>
+              <w:rPr>
+                <w:rFonts w:hint="eastAsia"/>
+                <w:b/>
+                <w:bCs/>
+                <w:szCs w:val="20"/>
+              </w:rPr>
+              <w:t xml:space="preserve">: </w:t>
             </w:r>
             <w:r>
               <w:rPr>
@@ -3888,7 +3850,7 @@
 </file>
 
 <file path=word/endnotes.xml><?xml version="1.0" encoding="utf-8"?>
-<w:endnotes xmlns:wpc="http://schemas.microsoft.com/office/word/2010/wordprocessingCanvas" xmlns:cx="http://schemas.microsoft.com/office/drawing/2014/chartex" xmlns:cx1="http://schemas.microsoft.com/office/drawing/2015/9/8/chartex" xmlns:cx2="http://schemas.microsoft.com/office/drawing/2015/10/21/chartex" xmlns:cx3="http://schemas.microsoft.com/office/drawing/2016/5/9/chartex" xmlns:cx4="http://schemas.microsoft.com/office/drawing/2016/5/10/chartex" xmlns:cx5="http://schemas.microsoft.com/office/drawing/2016/5/11/chartex" xmlns:cx6="http://schemas.microsoft.com/office/drawing/2016/5/12/chartex" xmlns:cx7="http://schemas.microsoft.com/office/drawing/2016/5/13/chartex" xmlns:cx8="http://schemas.microsoft.com/office/drawing/2016/5/14/chartex" xmlns:mc="http://schemas.openxmlformats.org/markup-compatibility/2006" xmlns:aink="http://schemas.microsoft.com/office/drawing/2016/ink" xmlns:am3d="http://schemas.microsoft.com/office/drawing/2017/model3d" xmlns:o="urn:schemas-microsoft-com:office:office" xmlns:oel="http://schemas.microsoft.com/office/2019/extlst" xmlns:r="http://schemas.openxmlformats.org/officeDocument/2006/relationships" xmlns:m="http://schemas.openxmlformats.org/officeDocument/2006/math" xmlns:v="urn:schemas-microsoft-com:vml" xmlns:wp14="http://schemas.microsoft.com/office/word/2010/wordprocessingDrawing" xmlns:wp="http://schemas.openxmlformats.org/drawingml/2006/wordprocessingDrawing" xmlns:w10="urn:schemas-microsoft-com:office:word" xmlns:w="http://schemas.openxmlformats.org/wordprocessingml/2006/main" xmlns:w14="http://schemas.microsoft.com/office/word/2010/wordml" xmlns:w15="http://schemas.microsoft.com/office/word/2012/wordml" xmlns:w16cex="http://schemas.microsoft.com/office/word/2018/wordml/cex" xmlns:w16cid="http://schemas.microsoft.com/office/word/2016/wordml/cid" xmlns:w16="http://schemas.microsoft.com/office/word/2018/wordml" xmlns:w16du="http://schemas.microsoft.com/office/word/2023/wordml/word16du" xmlns:w16sdtdh="http://schemas.microsoft.com/office/word/2020/wordml/sdtdatahash" xmlns:w16sdtfl="http://schemas.microsoft.com/office/word/2024/wordml/sdtformatlock" xmlns:w16se="http://schemas.microsoft.com/office/word/2015/wordml/symex" xmlns:wpg="http://schemas.microsoft.com/office/word/2010/wordprocessingGroup" xmlns:wpi="http://schemas.microsoft.com/office/word/2010/wordprocessingInk" xmlns:wne="http://schemas.microsoft.com/office/word/2006/wordml" xmlns:wps="http://schemas.microsoft.com/office/word/2010/wordprocessingShape" mc:Ignorable="w14 w15 w16se w16cid w16 w16cex w16sdtdh w16sdtfl w16du wp14">
+<w:endnotes xmlns:wpc="http://schemas.microsoft.com/office/word/2010/wordprocessingCanvas" xmlns:cx="http://schemas.microsoft.com/office/drawing/2014/chartex" xmlns:cx1="http://schemas.microsoft.com/office/drawing/2015/9/8/chartex" xmlns:cx2="http://schemas.microsoft.com/office/drawing/2015/10/21/chartex" xmlns:cx3="http://schemas.microsoft.com/office/drawing/2016/5/9/chartex" xmlns:cx4="http://schemas.microsoft.com/office/drawing/2016/5/10/chartex" xmlns:cx5="http://schemas.microsoft.com/office/drawing/2016/5/11/chartex" xmlns:cx6="http://schemas.microsoft.com/office/drawing/2016/5/12/chartex" xmlns:cx7="http://schemas.microsoft.com/office/drawing/2016/5/13/chartex" xmlns:cx8="http://schemas.microsoft.com/office/drawing/2016/5/14/chartex" xmlns:mc="http://schemas.openxmlformats.org/markup-compatibility/2006" xmlns:aink="http://schemas.microsoft.com/office/drawing/2016/ink" xmlns:am3d="http://schemas.microsoft.com/office/drawing/2017/model3d" xmlns:o="urn:schemas-microsoft-com:office:office" xmlns:r="http://schemas.openxmlformats.org/officeDocument/2006/relationships" xmlns:m="http://schemas.openxmlformats.org/officeDocument/2006/math" xmlns:v="urn:schemas-microsoft-com:vml" xmlns:wp14="http://schemas.microsoft.com/office/word/2010/wordprocessingDrawing" xmlns:wp="http://schemas.openxmlformats.org/drawingml/2006/wordprocessingDrawing" xmlns:w10="urn:schemas-microsoft-com:office:word" xmlns:w="http://schemas.openxmlformats.org/wordprocessingml/2006/main" xmlns:w14="http://schemas.microsoft.com/office/word/2010/wordml" xmlns:w15="http://schemas.microsoft.com/office/word/2012/wordml" xmlns:w16cid="http://schemas.microsoft.com/office/word/2016/wordml/cid" xmlns:w16se="http://schemas.microsoft.com/office/word/2015/wordml/symex" xmlns:wpg="http://schemas.microsoft.com/office/word/2010/wordprocessingGroup" xmlns:wpi="http://schemas.microsoft.com/office/word/2010/wordprocessingInk" xmlns:wne="http://schemas.microsoft.com/office/word/2006/wordml" xmlns:wps="http://schemas.microsoft.com/office/word/2010/wordprocessingShape" mc:Ignorable="w14 w15 w16se w16cid wp14">
   <w:endnote w:type="separator" w:id="-1">
     <w:p>
       <w:pPr>
@@ -3913,7 +3875,7 @@
 </file>
 
 <file path=word/footnotes.xml><?xml version="1.0" encoding="utf-8"?>
-<w:footnotes xmlns:wpc="http://schemas.microsoft.com/office/word/2010/wordprocessingCanvas" xmlns:cx="http://schemas.microsoft.com/office/drawing/2014/chartex" xmlns:cx1="http://schemas.microsoft.com/office/drawing/2015/9/8/chartex" xmlns:cx2="http://schemas.microsoft.com/office/drawing/2015/10/21/chartex" xmlns:cx3="http://schemas.microsoft.com/office/drawing/2016/5/9/chartex" xmlns:cx4="http://schemas.microsoft.com/office/drawing/2016/5/10/chartex" xmlns:cx5="http://schemas.microsoft.com/office/drawing/2016/5/11/chartex" xmlns:cx6="http://schemas.microsoft.com/office/drawing/2016/5/12/chartex" xmlns:cx7="http://schemas.microsoft.com/office/drawing/2016/5/13/chartex" xmlns:cx8="http://schemas.microsoft.com/office/drawing/2016/5/14/chartex" xmlns:mc="http://schemas.openxmlformats.org/markup-compatibility/2006" xmlns:aink="http://schemas.microsoft.com/office/drawing/2016/ink" xmlns:am3d="http://schemas.microsoft.com/office/drawing/2017/model3d" xmlns:o="urn:schemas-microsoft-com:office:office" xmlns:oel="http://schemas.microsoft.com/office/2019/extlst" xmlns:r="http://schemas.openxmlformats.org/officeDocument/2006/relationships" xmlns:m="http://schemas.openxmlformats.org/officeDocument/2006/math" xmlns:v="urn:schemas-microsoft-com:vml" xmlns:wp14="http://schemas.microsoft.com/office/word/2010/wordprocessingDrawing" xmlns:wp="http://schemas.openxmlformats.org/drawingml/2006/wordprocessingDrawing" xmlns:w10="urn:schemas-microsoft-com:office:word" xmlns:w="http://schemas.openxmlformats.org/wordprocessingml/2006/main" xmlns:w14="http://schemas.microsoft.com/office/word/2010/wordml" xmlns:w15="http://schemas.microsoft.com/office/word/2012/wordml" xmlns:w16cex="http://schemas.microsoft.com/office/word/2018/wordml/cex" xmlns:w16cid="http://schemas.microsoft.com/office/word/2016/wordml/cid" xmlns:w16="http://schemas.microsoft.com/office/word/2018/wordml" xmlns:w16du="http://schemas.microsoft.com/office/word/2023/wordml/word16du" xmlns:w16sdtdh="http://schemas.microsoft.com/office/word/2020/wordml/sdtdatahash" xmlns:w16sdtfl="http://schemas.microsoft.com/office/word/2024/wordml/sdtformatlock" xmlns:w16se="http://schemas.microsoft.com/office/word/2015/wordml/symex" xmlns:wpg="http://schemas.microsoft.com/office/word/2010/wordprocessingGroup" xmlns:wpi="http://schemas.microsoft.com/office/word/2010/wordprocessingInk" xmlns:wne="http://schemas.microsoft.com/office/word/2006/wordml" xmlns:wps="http://schemas.microsoft.com/office/word/2010/wordprocessingShape" mc:Ignorable="w14 w15 w16se w16cid w16 w16cex w16sdtdh w16sdtfl w16du wp14">
+<w:footnotes xmlns:wpc="http://schemas.microsoft.com/office/word/2010/wordprocessingCanvas" xmlns:cx="http://schemas.microsoft.com/office/drawing/2014/chartex" xmlns:cx1="http://schemas.microsoft.com/office/drawing/2015/9/8/chartex" xmlns:cx2="http://schemas.microsoft.com/office/drawing/2015/10/21/chartex" xmlns:cx3="http://schemas.microsoft.com/office/drawing/2016/5/9/chartex" xmlns:cx4="http://schemas.microsoft.com/office/drawing/2016/5/10/chartex" xmlns:cx5="http://schemas.microsoft.com/office/drawing/2016/5/11/chartex" xmlns:cx6="http://schemas.microsoft.com/office/drawing/2016/5/12/chartex" xmlns:cx7="http://schemas.microsoft.com/office/drawing/2016/5/13/chartex" xmlns:cx8="http://schemas.microsoft.com/office/drawing/2016/5/14/chartex" xmlns:mc="http://schemas.openxmlformats.org/markup-compatibility/2006" xmlns:aink="http://schemas.microsoft.com/office/drawing/2016/ink" xmlns:am3d="http://schemas.microsoft.com/office/drawing/2017/model3d" xmlns:o="urn:schemas-microsoft-com:office:office" xmlns:r="http://schemas.openxmlformats.org/officeDocument/2006/relationships" xmlns:m="http://schemas.openxmlformats.org/officeDocument/2006/math" xmlns:v="urn:schemas-microsoft-com:vml" xmlns:wp14="http://schemas.microsoft.com/office/word/2010/wordprocessingDrawing" xmlns:wp="http://schemas.openxmlformats.org/drawingml/2006/wordprocessingDrawing" xmlns:w10="urn:schemas-microsoft-com:office:word" xmlns:w="http://schemas.openxmlformats.org/wordprocessingml/2006/main" xmlns:w14="http://schemas.microsoft.com/office/word/2010/wordml" xmlns:w15="http://schemas.microsoft.com/office/word/2012/wordml" xmlns:w16cid="http://schemas.microsoft.com/office/word/2016/wordml/cid" xmlns:w16se="http://schemas.microsoft.com/office/word/2015/wordml/symex" xmlns:wpg="http://schemas.microsoft.com/office/word/2010/wordprocessingGroup" xmlns:wpi="http://schemas.microsoft.com/office/word/2010/wordprocessingInk" xmlns:wne="http://schemas.microsoft.com/office/word/2006/wordml" xmlns:wps="http://schemas.microsoft.com/office/word/2010/wordprocessingShape" mc:Ignorable="w14 w15 w16se w16cid wp14">
   <w:footnote w:type="separator" w:id="-1">
     <w:p>
       <w:pPr>
@@ -3938,7 +3900,7 @@
 </file>
 
 <file path=word/numbering.xml><?xml version="1.0" encoding="utf-8"?>
-<w:numbering xmlns:wpc="http://schemas.microsoft.com/office/word/2010/wordprocessingCanvas" xmlns:cx="http://schemas.microsoft.com/office/drawing/2014/chartex" xmlns:cx1="http://schemas.microsoft.com/office/drawing/2015/9/8/chartex" xmlns:cx2="http://schemas.microsoft.com/office/drawing/2015/10/21/chartex" xmlns:cx3="http://schemas.microsoft.com/office/drawing/2016/5/9/chartex" xmlns:cx4="http://schemas.microsoft.com/office/drawing/2016/5/10/chartex" xmlns:cx5="http://schemas.microsoft.com/office/drawing/2016/5/11/chartex" xmlns:cx6="http://schemas.microsoft.com/office/drawing/2016/5/12/chartex" xmlns:cx7="http://schemas.microsoft.com/office/drawing/2016/5/13/chartex" xmlns:cx8="http://schemas.microsoft.com/office/drawing/2016/5/14/chartex" xmlns:mc="http://schemas.openxmlformats.org/markup-compatibility/2006" xmlns:aink="http://schemas.microsoft.com/office/drawing/2016/ink" xmlns:am3d="http://schemas.microsoft.com/office/drawing/2017/model3d" xmlns:o="urn:schemas-microsoft-com:office:office" xmlns:oel="http://schemas.microsoft.com/office/2019/extlst" xmlns:r="http://schemas.openxmlformats.org/officeDocument/2006/relationships" xmlns:m="http://schemas.openxmlformats.org/officeDocument/2006/math" xmlns:v="urn:schemas-microsoft-com:vml" xmlns:wp14="http://schemas.microsoft.com/office/word/2010/wordprocessingDrawing" xmlns:wp="http://schemas.openxmlformats.org/drawingml/2006/wordprocessingDrawing" xmlns:w10="urn:schemas-microsoft-com:office:word" xmlns:w="http://schemas.openxmlformats.org/wordprocessingml/2006/main" xmlns:w14="http://schemas.microsoft.com/office/word/2010/wordml" xmlns:w15="http://schemas.microsoft.com/office/word/2012/wordml" xmlns:w16cex="http://schemas.microsoft.com/office/word/2018/wordml/cex" xmlns:w16cid="http://schemas.microsoft.com/office/word/2016/wordml/cid" xmlns:w16="http://schemas.microsoft.com/office/word/2018/wordml" xmlns:w16du="http://schemas.microsoft.com/office/word/2023/wordml/word16du" xmlns:w16sdtdh="http://schemas.microsoft.com/office/word/2020/wordml/sdtdatahash" xmlns:w16sdtfl="http://schemas.microsoft.com/office/word/2024/wordml/sdtformatlock" xmlns:w16se="http://schemas.microsoft.com/office/word/2015/wordml/symex" xmlns:wpg="http://schemas.microsoft.com/office/word/2010/wordprocessingGroup" xmlns:wpi="http://schemas.microsoft.com/office/word/2010/wordprocessingInk" xmlns:wne="http://schemas.microsoft.com/office/word/2006/wordml" xmlns:wps="http://schemas.microsoft.com/office/word/2010/wordprocessingShape" mc:Ignorable="w14 w15 w16se w16cid w16 w16cex w16sdtdh w16sdtfl w16du wp14">
+<w:numbering xmlns:wpc="http://schemas.microsoft.com/office/word/2010/wordprocessingCanvas" xmlns:cx="http://schemas.microsoft.com/office/drawing/2014/chartex" xmlns:cx1="http://schemas.microsoft.com/office/drawing/2015/9/8/chartex" xmlns:cx2="http://schemas.microsoft.com/office/drawing/2015/10/21/chartex" xmlns:cx3="http://schemas.microsoft.com/office/drawing/2016/5/9/chartex" xmlns:cx4="http://schemas.microsoft.com/office/drawing/2016/5/10/chartex" xmlns:cx5="http://schemas.microsoft.com/office/drawing/2016/5/11/chartex" xmlns:cx6="http://schemas.microsoft.com/office/drawing/2016/5/12/chartex" xmlns:cx7="http://schemas.microsoft.com/office/drawing/2016/5/13/chartex" xmlns:cx8="http://schemas.microsoft.com/office/drawing/2016/5/14/chartex" xmlns:mc="http://schemas.openxmlformats.org/markup-compatibility/2006" xmlns:aink="http://schemas.microsoft.com/office/drawing/2016/ink" xmlns:am3d="http://schemas.microsoft.com/office/drawing/2017/model3d" xmlns:o="urn:schemas-microsoft-com:office:office" xmlns:r="http://schemas.openxmlformats.org/officeDocument/2006/relationships" xmlns:m="http://schemas.openxmlformats.org/officeDocument/2006/math" xmlns:v="urn:schemas-microsoft-com:vml" xmlns:wp14="http://schemas.microsoft.com/office/word/2010/wordprocessingDrawing" xmlns:wp="http://schemas.openxmlformats.org/drawingml/2006/wordprocessingDrawing" xmlns:w10="urn:schemas-microsoft-com:office:word" xmlns:w="http://schemas.openxmlformats.org/wordprocessingml/2006/main" xmlns:w14="http://schemas.microsoft.com/office/word/2010/wordml" xmlns:w15="http://schemas.microsoft.com/office/word/2012/wordml" xmlns:w16cid="http://schemas.microsoft.com/office/word/2016/wordml/cid" xmlns:w16se="http://schemas.microsoft.com/office/word/2015/wordml/symex" xmlns:wpg="http://schemas.microsoft.com/office/word/2010/wordprocessingGroup" xmlns:wpi="http://schemas.microsoft.com/office/word/2010/wordprocessingInk" xmlns:wne="http://schemas.microsoft.com/office/word/2006/wordml" xmlns:wps="http://schemas.microsoft.com/office/word/2010/wordprocessingShape" mc:Ignorable="w14 w15 w16se w16cid wp14">
   <w:abstractNum w:abstractNumId="0" w15:restartNumberingAfterBreak="0">
     <w:nsid w:val="FB7FFFD0"/>
     <w:multiLevelType w:val="hybridMultilevel"/>
@@ -4433,26 +4395,26 @@
       </w:pPr>
     </w:lvl>
   </w:abstractNum>
-  <w:num w:numId="1" w16cid:durableId="1796212692">
+  <w:num w:numId="1">
     <w:abstractNumId w:val="1"/>
   </w:num>
-  <w:num w:numId="2" w16cid:durableId="519665839">
+  <w:num w:numId="2">
     <w:abstractNumId w:val="2"/>
   </w:num>
-  <w:num w:numId="3" w16cid:durableId="2135977412">
+  <w:num w:numId="3">
     <w:abstractNumId w:val="0"/>
   </w:num>
-  <w:num w:numId="4" w16cid:durableId="1246911890">
+  <w:num w:numId="4">
     <w:abstractNumId w:val="3"/>
   </w:num>
-  <w:num w:numId="5" w16cid:durableId="518928084">
+  <w:num w:numId="5">
     <w:abstractNumId w:val="4"/>
   </w:num>
 </w:numbering>
 </file>
 
 <file path=word/styles.xml><?xml version="1.0" encoding="utf-8"?>
-<w:styles xmlns:mc="http://schemas.openxmlformats.org/markup-compatibility/2006" xmlns:r="http://schemas.openxmlformats.org/officeDocument/2006/relationships" xmlns:w="http://schemas.openxmlformats.org/wordprocessingml/2006/main" xmlns:w14="http://schemas.microsoft.com/office/word/2010/wordml" xmlns:w15="http://schemas.microsoft.com/office/word/2012/wordml" xmlns:w16cex="http://schemas.microsoft.com/office/word/2018/wordml/cex" xmlns:w16cid="http://schemas.microsoft.com/office/word/2016/wordml/cid" xmlns:w16="http://schemas.microsoft.com/office/word/2018/wordml" xmlns:w16du="http://schemas.microsoft.com/office/word/2023/wordml/word16du" xmlns:w16sdtdh="http://schemas.microsoft.com/office/word/2020/wordml/sdtdatahash" xmlns:w16sdtfl="http://schemas.microsoft.com/office/word/2024/wordml/sdtformatlock" xmlns:w16se="http://schemas.microsoft.com/office/word/2015/wordml/symex" mc:Ignorable="w14 w15 w16se w16cid w16 w16cex w16sdtdh w16sdtfl w16du">
+<w:styles xmlns:mc="http://schemas.openxmlformats.org/markup-compatibility/2006" xmlns:r="http://schemas.openxmlformats.org/officeDocument/2006/relationships" xmlns:w="http://schemas.openxmlformats.org/wordprocessingml/2006/main" xmlns:w14="http://schemas.microsoft.com/office/word/2010/wordml" xmlns:w15="http://schemas.microsoft.com/office/word/2012/wordml" xmlns:w16cid="http://schemas.microsoft.com/office/word/2016/wordml/cid" xmlns:w16se="http://schemas.microsoft.com/office/word/2015/wordml/symex" mc:Ignorable="w14 w15 w16se w16cid">
   <w:docDefaults>
     <w:rPrDefault>
       <w:rPr>
@@ -4469,7 +4431,7 @@
       </w:pPr>
     </w:pPrDefault>
   </w:docDefaults>
-  <w:latentStyles w:defLockedState="0" w:defUIPriority="0" w:defSemiHidden="0" w:defUnhideWhenUsed="0" w:defQFormat="0" w:count="376">
+  <w:latentStyles w:defLockedState="0" w:defUIPriority="0" w:defSemiHidden="0" w:defUnhideWhenUsed="0" w:defQFormat="0" w:count="375">
     <w:lsdException w:name="Normal" w:qFormat="1"/>
     <w:lsdException w:name="heading 1" w:uiPriority="9" w:qFormat="1"/>
     <w:lsdException w:name="heading 2" w:semiHidden="1" w:uiPriority="9" w:unhideWhenUsed="1" w:qFormat="1"/>
@@ -4741,7 +4703,6 @@
     <w:lsdException w:name="Smart Hyperlink" w:semiHidden="1" w:unhideWhenUsed="1"/>
     <w:lsdException w:name="Hashtag" w:semiHidden="1" w:unhideWhenUsed="1"/>
     <w:lsdException w:name="Unresolved Mention" w:semiHidden="1" w:unhideWhenUsed="1"/>
-    <w:lsdException w:name="Smart Link" w:semiHidden="1" w:uiPriority="99" w:unhideWhenUsed="1"/>
   </w:latentStyles>
   <w:style w:type="paragraph" w:default="1" w:styleId="a">
     <w:name w:val="Normal"/>
